--- a/downloads/student/ai-3-week-08.docx
+++ b/downloads/student/ai-3-week-08.docx
@@ -2001,6 +2001,16 @@
     <w:p>
       <w:r>
         <w:t>Source agreement does not establish that the approved catalogue itself is correct or complete.</w:t>
+      </w:r>
+    </w:p>
+    <w:p>
+      <w:r>
+        <w:t>Read the labelled picture: Which object demonstrates that valid JSON and valid types are insufficient for truth?</w:t>
+      </w:r>
+    </w:p>
+    <w:p>
+      <w:r>
+        <w:t>Change one thing: Add an extra field "rating":5 to X under the exactly-fields schema. Predict the result before checking the explanation. What remains the same?</w:t>
       </w:r>
     </w:p>
     <w:p>
@@ -4041,6 +4051,187 @@
     <w:p>
       <w:r>
         <w:t>Attempt the independent case before hints. Record whether you worked alone, used a hint or followed a model. After feedback, fix the first unsupported step and explain why it changed. A later check uses a changed case, not a copied answer.</w:t>
+      </w:r>
+    </w:p>
+    <w:p>
+      <w:pPr>
+        <w:pStyle w:val="Heading1"/>
+      </w:pPr>
+      <w:r>
+        <w:t>15. Your lesson route</w:t>
+      </w:r>
+    </w:p>
+    <w:p>
+      <w:r>
+        <w:t>Start with this question: A fictional Study Buddy returns a machine-readable book fact.</w:t>
+      </w:r>
+    </w:p>
+    <w:tbl>
+      <w:tblPr>
+        <w:tblStyle w:val="LightShading-Accent1"/>
+        <w:tblW w:type="auto" w:w="0"/>
+        <w:tblLook w:firstColumn="1" w:firstRow="1" w:lastColumn="0" w:lastRow="0" w:noHBand="0" w:noVBand="1" w:val="04A0"/>
+      </w:tblPr>
+      <w:tblGrid>
+        <w:gridCol w:w="5112"/>
+        <w:gridCol w:w="5112"/>
+      </w:tblGrid>
+      <w:tr>
+        <w:trPr>
+          <w:tblHeader/>
+        </w:trPr>
+        <w:tc>
+          <w:tcPr>
+            <w:tcW w:type="dxa" w:w="5112"/>
+          </w:tcPr>
+          <w:p>
+            <w:r>
+              <w:t>By the end, I can</w:t>
+            </w:r>
+          </w:p>
+        </w:tc>
+        <w:tc>
+          <w:tcPr>
+            <w:tcW w:type="dxa" w:w="5112"/>
+          </w:tcPr>
+          <w:p>
+            <w:r>
+              <w:t>How I will show it</w:t>
+            </w:r>
+          </w:p>
+        </w:tc>
+      </w:tr>
+      <w:tr>
+        <w:tc>
+          <w:tcPr>
+            <w:tcW w:type="dxa" w:w="5112"/>
+          </w:tcPr>
+          <w:p>
+            <w:r>
+              <w:t>Separate JSON parsing, schema validation and source support checks</w:t>
+            </w:r>
+          </w:p>
+        </w:tc>
+        <w:tc>
+          <w:tcPr>
+            <w:tcW w:type="dxa" w:w="5112"/>
+          </w:tcPr>
+          <w:p>
+            <w:r>
+              <w:t>Explain the deciding step, show a trace or test, and state one limit.</w:t>
+            </w:r>
+          </w:p>
+        </w:tc>
+      </w:tr>
+      <w:tr>
+        <w:tc>
+          <w:tcPr>
+            <w:tcW w:type="dxa" w:w="5112"/>
+          </w:tcPr>
+          <w:p>
+            <w:r>
+              <w:t>Reject invalid types and unexpected fields under a closed schema</w:t>
+            </w:r>
+          </w:p>
+        </w:tc>
+        <w:tc>
+          <w:tcPr>
+            <w:tcW w:type="dxa" w:w="5112"/>
+          </w:tcPr>
+          <w:p>
+            <w:r>
+              <w:t>Explain the deciding step, show a trace or test, and state one limit.</w:t>
+            </w:r>
+          </w:p>
+        </w:tc>
+      </w:tr>
+      <w:tr>
+        <w:tc>
+          <w:tcPr>
+            <w:tcW w:type="dxa" w:w="5112"/>
+          </w:tcPr>
+          <w:p>
+            <w:r>
+              <w:t>Trace a validly formatted but unsupported claim</w:t>
+            </w:r>
+          </w:p>
+        </w:tc>
+        <w:tc>
+          <w:tcPr>
+            <w:tcW w:type="dxa" w:w="5112"/>
+          </w:tcPr>
+          <w:p>
+            <w:r>
+              <w:t>Explain the deciding step, show a trace or test, and state one limit.</w:t>
+            </w:r>
+          </w:p>
+        </w:tc>
+      </w:tr>
+    </w:tbl>
+    <w:p>
+      <w:r>
+        <w:t>Remember → watch and explain → try with help → investigate → try independently → keep project evidence. Your teacher may spread this lesson across several classes.</w:t>
+      </w:r>
+    </w:p>
+    <w:p>
+      <w:r>
+        <w:t>Keep your first prediction. Compare it with what the evidence shows and explain any change.</w:t>
+      </w:r>
+    </w:p>
+    <w:p>
+      <w:pPr>
+        <w:pStyle w:val="Heading1"/>
+      </w:pPr>
+      <w:r>
+        <w:t>16. Finish and return</w:t>
+      </w:r>
+    </w:p>
+    <w:p>
+      <w:r>
+        <w:t>Close your notes. Explain this goal in your own words: Separate JSON parsing, schema validation and source support checks</w:t>
+      </w:r>
+    </w:p>
+    <w:p>
+      <w:pPr>
+        <w:pStyle w:val="Heading3"/>
+      </w:pPr>
+      <w:r>
+        <w:t>My deciding step, evidence and one remaining question</w:t>
+      </w:r>
+    </w:p>
+    <w:p>
+      <w:r>
+        <w:t>________________________________________________________________</w:t>
+      </w:r>
+    </w:p>
+    <w:p>
+      <w:r>
+        <w:t>________________________________________________________________</w:t>
+      </w:r>
+    </w:p>
+    <w:p>
+      <w:r>
+        <w:t>________________________________________________________________</w:t>
+      </w:r>
+    </w:p>
+    <w:p>
+      <w:r>
+        <w:t>________________________________________________________________</w:t>
+      </w:r>
+    </w:p>
+    <w:p>
+      <w:r>
+        <w:t>________________________________________________________________</w:t>
+      </w:r>
+    </w:p>
+    <w:p>
+      <w:r>
+        <w:t>If you are unsure, return to the worked picture and explain one arrow. If you are ready, change an input or assumption and justify your prediction.</w:t>
+      </w:r>
+    </w:p>
+    <w:p>
+      <w:r>
+        <w:t>Save your workbook evidence. At the next review, try a different case before opening your old answer.</w:t>
       </w:r>
     </w:p>
     <w:sectPr>

--- a/downloads/student/ai-3-week-08.docx
+++ b/downloads/student/ai-3-week-08.docx
@@ -4232,6 +4232,207 @@
     <w:p>
       <w:r>
         <w:t>Save your workbook evidence. At the next review, try a different case before opening your old answer.</w:t>
+      </w:r>
+    </w:p>
+    <w:p>
+      <w:pPr>
+        <w:pStyle w:val="Heading1"/>
+      </w:pPr>
+      <w:r>
+        <w:t>17. Supported practice, repair and portfolio</w:t>
+      </w:r>
+    </w:p>
+    <w:p>
+      <w:r>
+        <w:t>Use this supported practice once, in the browser or on paper. Keep the reserved independent assessment for a separate first attempt before teacher feedback.</w:t>
+      </w:r>
+    </w:p>
+    <w:p>
+      <w:r>
+        <w:t>A fictional Study Buddy returns a machine-readable book fact.</w:t>
+      </w:r>
+    </w:p>
+    <w:p>
+      <w:pPr>
+        <w:pStyle w:val="Heading3"/>
+      </w:pPr>
+      <w:r>
+        <w:t>Practice 1: explain the deciding evidence</w:t>
+      </w:r>
+    </w:p>
+    <w:p>
+      <w:r>
+        <w:t>Which labelled step matches this detail? X passes syntax, declared schema and source comparison.</w:t>
+      </w:r>
+    </w:p>
+    <w:p>
+      <w:r>
+        <w:t>1. Meaning check</w:t>
+      </w:r>
+    </w:p>
+    <w:p>
+      <w:r>
+        <w:t>2. Accept X</w:t>
+      </w:r>
+    </w:p>
+    <w:p>
+      <w:r>
+        <w:t>3. Schema check</w:t>
+      </w:r>
+    </w:p>
+    <w:p>
+      <w:r>
+        <w:t>4. Parse</w:t>
+      </w:r>
+    </w:p>
+    <w:p>
+      <w:pPr>
+        <w:pStyle w:val="Heading3"/>
+      </w:pPr>
+      <w:r>
+        <w:t>My selected conclusion, deciding fact and explanation</w:t>
+      </w:r>
+    </w:p>
+    <w:p>
+      <w:r>
+        <w:t>________________________________________________________________</w:t>
+      </w:r>
+    </w:p>
+    <w:p>
+      <w:r>
+        <w:t>________________________________________________________________</w:t>
+      </w:r>
+    </w:p>
+    <w:p>
+      <w:r>
+        <w:t>________________________________________________________________</w:t>
+      </w:r>
+    </w:p>
+    <w:p>
+      <w:r>
+        <w:t>________________________________________________________________</w:t>
+      </w:r>
+    </w:p>
+    <w:p>
+      <w:r>
+        <w:t>________________________________________________________________</w:t>
+      </w:r>
+    </w:p>
+    <w:p>
+      <w:r>
+        <w:t>Hint if needed: Read the steps in the pictorial case. Match the supplied detail to the stage that performs or records it.</w:t>
+      </w:r>
+    </w:p>
+    <w:p>
+      <w:r>
+        <w:t>After your attempt, compare with the supported explanation: Accept X X passes syntax, declared schema and source comparison. Parsing establishes that text forms a structured object. Schema checks establish required fields and types. Semantic validation compares their meaning with the approved source. These are different layers: a parseable, well-shaped object can still contain a false fact. Report the first failing layer without treating format success as factual success.</w:t>
+      </w:r>
+    </w:p>
+    <w:p>
+      <w:pPr>
+        <w:pStyle w:val="Heading3"/>
+      </w:pPr>
+      <w:r>
+        <w:t>Practice 2: explain the deciding evidence</w:t>
+      </w:r>
+    </w:p>
+    <w:p>
+      <w:r>
+        <w:t>Changed-case practice: Add an extra field "rating":5 to X under the exactly-fields schema. Which conclusion is supported by the supplied facts?</w:t>
+      </w:r>
+    </w:p>
+    <w:p>
+      <w:r>
+        <w:t>1. This one example guarantees correct results for every future input.</w:t>
+      </w:r>
+    </w:p>
+    <w:p>
+      <w:r>
+        <w:t>2. The changed object fails schema despite keeping the correct page count.</w:t>
+      </w:r>
+    </w:p>
+    <w:p>
+      <w:r>
+        <w:t>3. We can decide the result without examining the changed input or the procedure.</w:t>
+      </w:r>
+    </w:p>
+    <w:p>
+      <w:pPr>
+        <w:pStyle w:val="Heading3"/>
+      </w:pPr>
+      <w:r>
+        <w:t>My selected conclusion, deciding fact and explanation</w:t>
+      </w:r>
+    </w:p>
+    <w:p>
+      <w:r>
+        <w:t>________________________________________________________________</w:t>
+      </w:r>
+    </w:p>
+    <w:p>
+      <w:r>
+        <w:t>________________________________________________________________</w:t>
+      </w:r>
+    </w:p>
+    <w:p>
+      <w:r>
+        <w:t>________________________________________________________________</w:t>
+      </w:r>
+    </w:p>
+    <w:p>
+      <w:r>
+        <w:t>________________________________________________________________</w:t>
+      </w:r>
+    </w:p>
+    <w:p>
+      <w:r>
+        <w:t>________________________________________________________________</w:t>
+      </w:r>
+    </w:p>
+    <w:p>
+      <w:r>
+        <w:t>Hint if needed: Use the changed condition and the deciding step in the pictorial trace. The answer must say what follows from those facts.</w:t>
+      </w:r>
+    </w:p>
+    <w:p>
+      <w:r>
+        <w:t>After your attempt, compare with the supported explanation: The changed object fails schema despite keeping the correct page count. Exactly means additional fields are not allowed in this contract.</w:t>
+      </w:r>
+    </w:p>
+    <w:p>
+      <w:pPr>
+        <w:pStyle w:val="Heading3"/>
+      </w:pPr>
+      <w:r>
+        <w:t>Repair a missing building block</w:t>
+      </w:r>
+    </w:p>
+    <w:p>
+      <w:r>
+        <w:t>Review Iterative Prompting (ai-3/7). Goal: Explain the mechanism and terminology of controlled prompt experiments. Short practice: What evidence supports improvement here, and what remains unproven?. Return to this week and explain what you changed.</w:t>
+      </w:r>
+    </w:p>
+    <w:p>
+      <w:r>
+        <w:t>Review Prompt as a Contract (ai-3/5). Goal: Write a prompt specification with observable response criteria. Short practice: Why should the tool not fill melting from memory even if it knows a common definition?. Return to this week and explain what you changed.</w:t>
+      </w:r>
+    </w:p>
+    <w:p>
+      <w:r>
+        <w:t>Review A Distribution of Possibilities (ai-3/2). Goal: Check whether a next-token table is a valid probability distribution. Short practice: Why is 0.625 not a broken probability sum?. Return to this week and explain what you changed.</w:t>
+      </w:r>
+    </w:p>
+    <w:p>
+      <w:pPr>
+        <w:pStyle w:val="Heading3"/>
+      </w:pPr>
+      <w:r>
+        <w:t>Keep your completed work</w:t>
+      </w:r>
+    </w:p>
+    <w:p>
+      <w:r>
+        <w:t>Use Download completed work in the hosted lesson to export your answers, reflections, practice feedback and code-run evidence. Open the HTML copy to read or print it. Drafts stay in this browser when storage is available; clear drafts on a shared device.</w:t>
       </w:r>
     </w:p>
     <w:sectPr>

--- a/downloads/student/ai-3-week-08.docx
+++ b/downloads/student/ai-3-week-08.docx
@@ -42,6 +42,11 @@
       </w:r>
     </w:p>
     <w:p>
+      <w:r>
+        <w:t>Start with the target: Separate JSON parsing, schema validation and source support checks. Try the recall before opening notes.</w:t>
+      </w:r>
+    </w:p>
+    <w:p>
       <w:pPr>
         <w:pStyle w:val="Heading3"/>
       </w:pPr>
@@ -50,17 +55,83 @@
       </w:r>
     </w:p>
     <w:p>
-      <w:r>
-        <w:t>I can separate JSON parsing, schema validation and source support checks.</w:t>
-      </w:r>
-    </w:p>
-    <w:p>
-      <w:r>
-        <w:t>I can reject invalid types and unexpected fields under a closed schema.</w:t>
-      </w:r>
-    </w:p>
-    <w:p>
-      <w:r>
+      <w:pPr>
+        <w:spacing w:line="336" w:lineRule="auto" w:after="180"/>
+      </w:pPr>
+      <w:r>
+        <w:rPr>
+          <w:b w:val="0"/>
+        </w:rPr>
+        <w:t xml:space="preserve">I can separate JSON parsing, </w:t>
+      </w:r>
+      <w:r>
+        <w:rPr>
+          <w:b/>
+        </w:rPr>
+        <w:t>schema validation</w:t>
+      </w:r>
+      <w:r>
+        <w:rPr>
+          <w:b w:val="0"/>
+        </w:rPr>
+        <w:t xml:space="preserve"> and source support checks.</w:t>
+      </w:r>
+    </w:p>
+    <w:p>
+      <w:pPr>
+        <w:spacing w:line="336" w:lineRule="auto" w:after="180"/>
+      </w:pPr>
+      <w:r>
+        <w:rPr>
+          <w:b w:val="0"/>
+        </w:rPr>
+        <w:t xml:space="preserve">I can reject invalid </w:t>
+      </w:r>
+      <w:r>
+        <w:rPr>
+          <w:b/>
+        </w:rPr>
+        <w:t>type</w:t>
+      </w:r>
+      <w:r>
+        <w:rPr>
+          <w:b w:val="0"/>
+        </w:rPr>
+        <w:t xml:space="preserve">s and unexpected </w:t>
+      </w:r>
+      <w:r>
+        <w:rPr>
+          <w:b/>
+        </w:rPr>
+        <w:t>field</w:t>
+      </w:r>
+      <w:r>
+        <w:rPr>
+          <w:b w:val="0"/>
+        </w:rPr>
+        <w:t xml:space="preserve">s under a </w:t>
+      </w:r>
+      <w:r>
+        <w:rPr>
+          <w:b/>
+        </w:rPr>
+        <w:t>closed schema</w:t>
+      </w:r>
+      <w:r>
+        <w:rPr>
+          <w:b w:val="0"/>
+        </w:rPr>
+        <w:t>.</w:t>
+      </w:r>
+    </w:p>
+    <w:p>
+      <w:pPr>
+        <w:spacing w:line="336" w:lineRule="auto" w:after="180"/>
+      </w:pPr>
+      <w:r>
+        <w:rPr>
+          <w:b w:val="0"/>
+        </w:rPr>
         <w:t>I can trace a validly formatted but unsupported claim.</w:t>
       </w:r>
     </w:p>
@@ -73,38 +144,134 @@
       </w:r>
     </w:p>
     <w:p>
-      <w:r>
+      <w:pPr>
+        <w:spacing w:line="336" w:lineRule="auto" w:after="180"/>
+      </w:pPr>
+      <w:r>
+        <w:rPr>
+          <w:b w:val="0"/>
+        </w:rPr>
         <w:t>Close your notes first. A rough first answer helps us choose the right starting point; it is not a score for your ability.</w:t>
       </w:r>
     </w:p>
     <w:p>
-      <w:r>
+      <w:pPr>
+        <w:spacing w:line="336" w:lineRule="auto" w:after="180"/>
+      </w:pPr>
+      <w:r>
+        <w:rPr>
+          <w:b w:val="0"/>
+        </w:rPr>
         <w:t>Without opening the old lesson, explain one key idea from Iterative Prompting. Give an example and a mistake that the idea helps you avoid.</w:t>
       </w:r>
     </w:p>
     <w:p>
-      <w:r>
+      <w:pPr>
+        <w:spacing w:line="336" w:lineRule="auto" w:after="180"/>
+      </w:pPr>
+      <w:r>
+        <w:rPr>
+          <w:b w:val="0"/>
+        </w:rPr>
         <w:t>Without opening the old lesson, explain one key idea from Prompt as a Contract. Give an example and a mistake that the idea helps you avoid.</w:t>
       </w:r>
     </w:p>
     <w:p>
-      <w:r>
+      <w:pPr>
+        <w:spacing w:line="336" w:lineRule="auto" w:after="180"/>
+      </w:pPr>
+      <w:r>
+        <w:rPr>
+          <w:b w:val="0"/>
+        </w:rPr>
         <w:t>Without opening the old lesson, explain one key idea from A Distribution of Possibilities. Give an example and a mistake that the idea helps you avoid.</w:t>
       </w:r>
     </w:p>
     <w:p>
-      <w:r>
-        <w:t>After trying, check the relevant lesson or ask your teacher. Change the part of your explanation that the evidence shows was wrong.</w:t>
-      </w:r>
-    </w:p>
-    <w:p>
-      <w:r>
-        <w:t>Week 8: Structured Output and Schemas</w:t>
-      </w:r>
-    </w:p>
-    <w:p>
-      <w:r>
-        <w:t>Schemas make output easier to validate, reuse, and test.</w:t>
+      <w:pPr>
+        <w:spacing w:line="336" w:lineRule="auto" w:after="180"/>
+      </w:pPr>
+      <w:r>
+        <w:rPr>
+          <w:b w:val="0"/>
+        </w:rPr>
+        <w:t xml:space="preserve">After trying, check the relevant lesson or ask your teacher. Change the part of your explanation that the </w:t>
+      </w:r>
+      <w:r>
+        <w:rPr>
+          <w:b/>
+        </w:rPr>
+        <w:t>evidence</w:t>
+      </w:r>
+      <w:r>
+        <w:rPr>
+          <w:b w:val="0"/>
+        </w:rPr>
+        <w:t xml:space="preserve"> shows was wrong.</w:t>
+      </w:r>
+    </w:p>
+    <w:p>
+      <w:pPr>
+        <w:spacing w:line="336" w:lineRule="auto" w:after="180"/>
+      </w:pPr>
+      <w:r>
+        <w:rPr>
+          <w:b w:val="0"/>
+        </w:rPr>
+        <w:t xml:space="preserve">Week 8: Structured </w:t>
+      </w:r>
+      <w:r>
+        <w:rPr>
+          <w:b/>
+        </w:rPr>
+        <w:t>Output</w:t>
+      </w:r>
+      <w:r>
+        <w:rPr>
+          <w:b w:val="0"/>
+        </w:rPr>
+        <w:t xml:space="preserve"> and </w:t>
+      </w:r>
+      <w:r>
+        <w:rPr>
+          <w:b/>
+        </w:rPr>
+        <w:t>Schema</w:t>
+      </w:r>
+      <w:r>
+        <w:rPr>
+          <w:b w:val="0"/>
+        </w:rPr>
+        <w:t>s</w:t>
+      </w:r>
+    </w:p>
+    <w:p>
+      <w:pPr>
+        <w:spacing w:line="336" w:lineRule="auto" w:after="180"/>
+      </w:pPr>
+      <w:r>
+        <w:rPr>
+          <w:b/>
+        </w:rPr>
+        <w:t>Schema</w:t>
+      </w:r>
+      <w:r>
+        <w:rPr>
+          <w:b w:val="0"/>
+        </w:rPr>
+        <w:t xml:space="preserve">s make </w:t>
+      </w:r>
+      <w:r>
+        <w:rPr>
+          <w:b/>
+        </w:rPr>
+        <w:t>output</w:t>
+      </w:r>
+      <w:r>
+        <w:rPr>
+          <w:b w:val="0"/>
+        </w:rPr>
+        <w:t xml:space="preserve"> easier to validate, reuse, and test.</w:t>
       </w:r>
     </w:p>
     <w:p>
@@ -144,17 +311,47 @@
       </w:r>
     </w:p>
     <w:p>
-      <w:r>
+      <w:pPr>
+        <w:spacing w:line="336" w:lineRule="auto" w:after="180"/>
+      </w:pPr>
+      <w:r>
+        <w:rPr>
+          <w:b/>
+        </w:rPr>
         <w:t>CREATOR MISSION</w:t>
       </w:r>
     </w:p>
     <w:p>
-      <w:r>
-        <w:t>Request fields, then check missing and invalid values.</w:t>
-      </w:r>
-    </w:p>
-    <w:p>
-      <w:r>
+      <w:pPr>
+        <w:spacing w:line="336" w:lineRule="auto" w:after="180"/>
+      </w:pPr>
+      <w:r>
+        <w:rPr>
+          <w:b w:val="0"/>
+        </w:rPr>
+        <w:t xml:space="preserve">Request </w:t>
+      </w:r>
+      <w:r>
+        <w:rPr>
+          <w:b/>
+        </w:rPr>
+        <w:t>field</w:t>
+      </w:r>
+      <w:r>
+        <w:rPr>
+          <w:b w:val="0"/>
+        </w:rPr>
+        <w:t>s, then check missing and invalid values.</w:t>
+      </w:r>
+    </w:p>
+    <w:p>
+      <w:pPr>
+        <w:spacing w:line="336" w:lineRule="auto" w:after="180"/>
+      </w:pPr>
+      <w:r>
+        <w:rPr>
+          <w:b w:val="0"/>
+        </w:rPr>
         <w:t>Creator name and date:</w:t>
       </w:r>
     </w:p>
@@ -200,8 +397,27 @@
       </w:r>
     </w:p>
     <w:p>
-      <w:r>
-        <w:t>Does a requested output format prove a response followed the specification?</w:t>
+      <w:pPr>
+        <w:spacing w:line="336" w:lineRule="auto" w:after="180"/>
+        <w:shd w:fill="F5F1FB"/>
+      </w:pPr>
+      <w:r>
+        <w:rPr>
+          <w:b w:val="0"/>
+        </w:rPr>
+        <w:t xml:space="preserve">Does a requested </w:t>
+      </w:r>
+      <w:r>
+        <w:rPr>
+          <w:b/>
+        </w:rPr>
+        <w:t>output</w:t>
+      </w:r>
+      <w:r>
+        <w:rPr>
+          <w:b w:val="0"/>
+        </w:rPr>
+        <w:t xml:space="preserve"> format prove a response followed the specification?</w:t>
       </w:r>
     </w:p>
     <w:p>
@@ -213,8 +429,38 @@
       </w:r>
     </w:p>
     <w:p>
-      <w:r>
-        <w:t>By the end, I can validate structured output in layers: syntax, schema and source meaning.</w:t>
+      <w:pPr>
+        <w:spacing w:line="336" w:lineRule="auto" w:after="180"/>
+      </w:pPr>
+      <w:r>
+        <w:rPr>
+          <w:b w:val="0"/>
+        </w:rPr>
+        <w:t xml:space="preserve">By the end, I can validate structured </w:t>
+      </w:r>
+      <w:r>
+        <w:rPr>
+          <w:b/>
+        </w:rPr>
+        <w:t>output</w:t>
+      </w:r>
+      <w:r>
+        <w:rPr>
+          <w:b w:val="0"/>
+        </w:rPr>
+        <w:t xml:space="preserve"> in layers: syntax, </w:t>
+      </w:r>
+      <w:r>
+        <w:rPr>
+          <w:b/>
+        </w:rPr>
+        <w:t>schema</w:t>
+      </w:r>
+      <w:r>
+        <w:rPr>
+          <w:b w:val="0"/>
+        </w:rPr>
+        <w:t xml:space="preserve"> and source meaning.</w:t>
       </w:r>
     </w:p>
     <w:p>
@@ -227,17 +473,52 @@
     </w:p>
     <w:p>
       <w:r>
+        <w:t>Investigate the supplied Structured Output and Schemas case. Separate observations, given facts and assumptions before choosing an explanation.</w:t>
+      </w:r>
+    </w:p>
+    <w:p>
+      <w:pPr>
+        <w:spacing w:line="336" w:lineRule="auto" w:after="180"/>
+      </w:pPr>
+      <w:r>
+        <w:rPr>
+          <w:b/>
+        </w:rPr>
         <w:t>PICTURE STORY</w:t>
       </w:r>
     </w:p>
     <w:p>
-      <w:r>
+      <w:pPr>
+        <w:spacing w:line="336" w:lineRule="auto" w:after="180"/>
+      </w:pPr>
+      <w:r>
+        <w:rPr>
+          <w:b w:val="0"/>
+        </w:rPr>
         <w:t>Notice → Predict → Explain</w:t>
       </w:r>
     </w:p>
     <w:p>
-      <w:r>
-        <w:t>Begin with visible evidence. Do not explain more than the picture and information support.</w:t>
+      <w:pPr>
+        <w:spacing w:line="336" w:lineRule="auto" w:after="180"/>
+      </w:pPr>
+      <w:r>
+        <w:rPr>
+          <w:b w:val="0"/>
+        </w:rPr>
+        <w:t xml:space="preserve">Begin with visible </w:t>
+      </w:r>
+      <w:r>
+        <w:rPr>
+          <w:b/>
+        </w:rPr>
+        <w:t>evidence</w:t>
+      </w:r>
+      <w:r>
+        <w:rPr>
+          <w:b w:val="0"/>
+        </w:rPr>
+        <w:t>. Do not explain more than the picture and information support.</w:t>
       </w:r>
     </w:p>
     <w:p>
@@ -277,18 +558,94 @@
       </w:r>
     </w:p>
     <w:p>
-      <w:r>
+      <w:pPr>
+        <w:pStyle w:val="Heading3"/>
+      </w:pPr>
+      <w:r>
+        <w:t>Start with this puzzle</w:t>
+      </w:r>
+    </w:p>
+    <w:p>
+      <w:pPr>
+        <w:spacing w:line="336" w:lineRule="auto" w:after="180"/>
+        <w:shd w:fill="F1F6FC"/>
+      </w:pPr>
+      <w:r>
+        <w:rPr>
+          <w:b w:val="0"/>
+        </w:rPr>
         <w:t>MYSTERY</w:t>
       </w:r>
     </w:p>
     <w:p>
-      <w:r>
-        <w:t>The learners must use structured output and schemas to solve a problem. What information do they have? What decision or calculation do they make? What would count as evidence that it worked?</w:t>
-      </w:r>
-    </w:p>
-    <w:p>
-      <w:r>
-        <w:t>Three observations (what you can point to):</w:t>
+      <w:pPr>
+        <w:spacing w:line="336" w:lineRule="auto" w:after="180"/>
+        <w:shd w:fill="F5F1FB"/>
+      </w:pPr>
+      <w:r>
+        <w:rPr>
+          <w:b w:val="0"/>
+        </w:rPr>
+        <w:t xml:space="preserve">The learners must use structured </w:t>
+      </w:r>
+      <w:r>
+        <w:rPr>
+          <w:b/>
+        </w:rPr>
+        <w:t>output</w:t>
+      </w:r>
+      <w:r>
+        <w:rPr>
+          <w:b w:val="0"/>
+        </w:rPr>
+        <w:t xml:space="preserve"> and </w:t>
+      </w:r>
+      <w:r>
+        <w:rPr>
+          <w:b/>
+        </w:rPr>
+        <w:t>schema</w:t>
+      </w:r>
+      <w:r>
+        <w:rPr>
+          <w:b w:val="0"/>
+        </w:rPr>
+        <w:t xml:space="preserve">s to solve a problem. What information do they have? What decision or calculation do they make? What would count as </w:t>
+      </w:r>
+      <w:r>
+        <w:rPr>
+          <w:b/>
+        </w:rPr>
+        <w:t>evidence</w:t>
+      </w:r>
+      <w:r>
+        <w:rPr>
+          <w:b w:val="0"/>
+        </w:rPr>
+        <w:t xml:space="preserve"> that it worked?</w:t>
+      </w:r>
+    </w:p>
+    <w:p>
+      <w:pPr>
+        <w:spacing w:line="336" w:lineRule="auto" w:after="180"/>
+      </w:pPr>
+      <w:r>
+        <w:rPr>
+          <w:b w:val="0"/>
+        </w:rPr>
+        <w:t xml:space="preserve">Three </w:t>
+      </w:r>
+      <w:r>
+        <w:rPr>
+          <w:b/>
+        </w:rPr>
+        <w:t>observation</w:t>
+      </w:r>
+      <w:r>
+        <w:rPr>
+          <w:b w:val="0"/>
+        </w:rPr>
+        <w:t>s (what you can point to):</w:t>
       </w:r>
     </w:p>
     <w:p>
@@ -325,8 +682,26 @@
       </w:r>
     </w:p>
     <w:p>
-      <w:r>
-        <w:t>My prediction and the clue supporting it:</w:t>
+      <w:pPr>
+        <w:spacing w:line="336" w:lineRule="auto" w:after="180"/>
+      </w:pPr>
+      <w:r>
+        <w:rPr>
+          <w:b w:val="0"/>
+        </w:rPr>
+        <w:t xml:space="preserve">My </w:t>
+      </w:r>
+      <w:r>
+        <w:rPr>
+          <w:b/>
+        </w:rPr>
+        <w:t>prediction</w:t>
+      </w:r>
+      <w:r>
+        <w:rPr>
+          <w:b w:val="0"/>
+        </w:rPr>
+        <w:t xml:space="preserve"> and the clue supporting it:</w:t>
       </w:r>
     </w:p>
     <w:p>
@@ -371,13 +746,83 @@
       </w:r>
     </w:p>
     <w:p>
-      <w:r>
-        <w:t>A response may be valid JSON and still violate the schema or sources. First parse the text. Then check the exact object fields and types. Finally check source support and domain meaning. These checks answer different questions. Do not call a successful parser a complete validator.</w:t>
-      </w:r>
-    </w:p>
-    <w:p>
-      <w:r>
-        <w:t>Use the Week 11 closed object: exactly status,room,capacity,source_ids. status is supported or needs_review. source_ids is a list of distinct known source-ID strings. For supported, room is a nonempty string and capacity a nonnegative integer. For needs_review, room and capacity are null. Boolean values are not capacities under this contract.</w:t>
+      <w:pPr>
+        <w:spacing w:line="336" w:lineRule="auto" w:after="180"/>
+      </w:pPr>
+      <w:r>
+        <w:rPr>
+          <w:b w:val="0"/>
+        </w:rPr>
+        <w:t xml:space="preserve">A response may be valid JSON and still violate the </w:t>
+      </w:r>
+      <w:r>
+        <w:rPr>
+          <w:b/>
+        </w:rPr>
+        <w:t>schema</w:t>
+      </w:r>
+      <w:r>
+        <w:rPr>
+          <w:b w:val="0"/>
+        </w:rPr>
+        <w:t xml:space="preserve"> or sources. First parse the text. Then check the exact object </w:t>
+      </w:r>
+      <w:r>
+        <w:rPr>
+          <w:b/>
+        </w:rPr>
+        <w:t>field</w:t>
+      </w:r>
+      <w:r>
+        <w:rPr>
+          <w:b w:val="0"/>
+        </w:rPr>
+        <w:t xml:space="preserve">s and </w:t>
+      </w:r>
+      <w:r>
+        <w:rPr>
+          <w:b/>
+        </w:rPr>
+        <w:t>type</w:t>
+      </w:r>
+      <w:r>
+        <w:rPr>
+          <w:b w:val="0"/>
+        </w:rPr>
+        <w:t>s. Finally check source support and domain meaning.</w:t>
+      </w:r>
+    </w:p>
+    <w:p>
+      <w:pPr>
+        <w:spacing w:line="336" w:lineRule="auto" w:after="180"/>
+      </w:pPr>
+      <w:r>
+        <w:rPr>
+          <w:b w:val="0"/>
+        </w:rPr>
+        <w:t>These checks answer different questions. Do not call a successful parser a complete validator.</w:t>
+      </w:r>
+    </w:p>
+    <w:p>
+      <w:pPr>
+        <w:spacing w:line="336" w:lineRule="auto" w:after="180"/>
+      </w:pPr>
+      <w:r>
+        <w:rPr>
+          <w:b w:val="0"/>
+        </w:rPr>
+        <w:t>Use the Week 11 closed object: exactly status,room,capacity,source_ids. status is supported or needs_review. source_ids is a list of distinct known source-ID strings.</w:t>
+      </w:r>
+    </w:p>
+    <w:p>
+      <w:pPr>
+        <w:spacing w:line="336" w:lineRule="auto" w:after="180"/>
+      </w:pPr>
+      <w:r>
+        <w:rPr>
+          <w:b w:val="0"/>
+        </w:rPr>
+        <w:t>For supported, room is a nonempty string and capacity a nonnegative integer. For needs_review, room and capacity are null. Boolean values are not capacities under this contract.</w:t>
       </w:r>
     </w:p>
     <w:p>
@@ -390,16 +835,69 @@
     </w:p>
     <w:p>
       <w:r>
-        <w:t>VISUAL MECHANISM</w:t>
-      </w:r>
-    </w:p>
-    <w:p>
-      <w:r>
-        <w:t>Input → Process → Output</w:t>
-      </w:r>
-    </w:p>
-    <w:p>
-      <w:r>
+        <w:t>Follow the mechanism for Structured Output and Schemas. Connect each labelled input, deciding step and result.</w:t>
+      </w:r>
+    </w:p>
+    <w:p>
+      <w:pPr>
+        <w:spacing w:line="336" w:lineRule="auto" w:after="180"/>
+      </w:pPr>
+      <w:r>
+        <w:rPr>
+          <w:b/>
+        </w:rPr>
+        <w:t xml:space="preserve">VISUAL </w:t>
+      </w:r>
+      <w:r>
+        <w:rPr>
+          <w:b/>
+        </w:rPr>
+        <w:t>MECHANISM</w:t>
+      </w:r>
+    </w:p>
+    <w:p>
+      <w:pPr>
+        <w:spacing w:line="336" w:lineRule="auto" w:after="180"/>
+      </w:pPr>
+      <w:r>
+        <w:rPr>
+          <w:b/>
+        </w:rPr>
+        <w:t>Input</w:t>
+      </w:r>
+      <w:r>
+        <w:rPr>
+          <w:b w:val="0"/>
+        </w:rPr>
+        <w:t xml:space="preserve"> → </w:t>
+      </w:r>
+      <w:r>
+        <w:rPr>
+          <w:b/>
+        </w:rPr>
+        <w:t>Process</w:t>
+      </w:r>
+      <w:r>
+        <w:rPr>
+          <w:b w:val="0"/>
+        </w:rPr>
+        <w:t xml:space="preserve"> → </w:t>
+      </w:r>
+      <w:r>
+        <w:rPr>
+          <w:b/>
+        </w:rPr>
+        <w:t>Output</w:t>
+      </w:r>
+    </w:p>
+    <w:p>
+      <w:pPr>
+        <w:spacing w:line="336" w:lineRule="auto" w:after="180"/>
+      </w:pPr>
+      <w:r>
+        <w:rPr>
+          <w:b w:val="0"/>
+        </w:rPr>
         <w:t>Trace the information. At each stage, ask what changed and how you could test it.</w:t>
       </w:r>
     </w:p>
@@ -440,7 +938,13 @@
       </w:r>
     </w:p>
     <w:p>
-      <w:r>
+      <w:pPr>
+        <w:spacing w:line="336" w:lineRule="auto" w:after="180"/>
+      </w:pPr>
+      <w:r>
+        <w:rPr>
+          <w:b w:val="0"/>
+        </w:rPr>
         <w:t>↓</w:t>
       </w:r>
     </w:p>
@@ -481,7 +985,13 @@
       </w:r>
     </w:p>
     <w:p>
-      <w:r>
+      <w:pPr>
+        <w:spacing w:line="336" w:lineRule="auto" w:after="180"/>
+      </w:pPr>
+      <w:r>
+        <w:rPr>
+          <w:b w:val="0"/>
+        </w:rPr>
         <w:t>↓</w:t>
       </w:r>
     </w:p>
@@ -522,7 +1032,13 @@
       </w:r>
     </w:p>
     <w:p>
-      <w:r>
+      <w:pPr>
+        <w:spacing w:line="336" w:lineRule="auto" w:after="180"/>
+      </w:pPr>
+      <w:r>
+        <w:rPr>
+          <w:b w:val="0"/>
+        </w:rPr>
         <w:t>Which stage could fail even when the other two are correct? Explain:</w:t>
       </w:r>
     </w:p>
@@ -743,8 +1259,61 @@
       </w:tr>
     </w:tbl>
     <w:p>
-      <w:r>
-        <w:t>These fragments illustrate failures, not complete candidate objects. A real check receives the whole object and verifies every required field. Do not repair a string capacity automatically unless a separate documented conversion policy permits it; otherwise report validation failure. A null value differs from missing a field.</w:t>
+      <w:pPr>
+        <w:spacing w:line="336" w:lineRule="auto" w:after="180"/>
+      </w:pPr>
+      <w:r>
+        <w:rPr>
+          <w:b w:val="0"/>
+        </w:rPr>
+        <w:t xml:space="preserve">These fragments illustrate failures, not complete candidate objects. A real check receives the whole object and verifies every required </w:t>
+      </w:r>
+      <w:r>
+        <w:rPr>
+          <w:b/>
+        </w:rPr>
+        <w:t>field</w:t>
+      </w:r>
+      <w:r>
+        <w:rPr>
+          <w:b w:val="0"/>
+        </w:rPr>
+        <w:t>.</w:t>
+      </w:r>
+    </w:p>
+    <w:p>
+      <w:pPr>
+        <w:spacing w:line="336" w:lineRule="auto" w:after="180"/>
+      </w:pPr>
+      <w:r>
+        <w:rPr>
+          <w:b w:val="0"/>
+        </w:rPr>
+        <w:t xml:space="preserve">Do not repair a string capacity automatically unless a separate documented conversion policy permits it; otherwise report </w:t>
+      </w:r>
+      <w:r>
+        <w:rPr>
+          <w:b/>
+        </w:rPr>
+        <w:t>validation</w:t>
+      </w:r>
+      <w:r>
+        <w:rPr>
+          <w:b w:val="0"/>
+        </w:rPr>
+        <w:t xml:space="preserve"> failure. A null value differs from missing a </w:t>
+      </w:r>
+      <w:r>
+        <w:rPr>
+          <w:b/>
+        </w:rPr>
+        <w:t>field</w:t>
+      </w:r>
+      <w:r>
+        <w:rPr>
+          <w:b w:val="0"/>
+        </w:rPr>
+        <w:t>.</w:t>
       </w:r>
     </w:p>
     <w:p>
@@ -912,8 +1481,26 @@
       </w:r>
     </w:p>
     <w:p>
-      <w:r>
-        <w:t>Point to the input, the deciding step and the result in this week’s visual. Explain the same step in ordinary words. A picture helps when you can say what each part represents.</w:t>
+      <w:pPr>
+        <w:spacing w:line="336" w:lineRule="auto" w:after="180"/>
+      </w:pPr>
+      <w:r>
+        <w:rPr>
+          <w:b w:val="0"/>
+        </w:rPr>
+        <w:t xml:space="preserve">Point to the </w:t>
+      </w:r>
+      <w:r>
+        <w:rPr>
+          <w:b/>
+        </w:rPr>
+        <w:t>input</w:t>
+      </w:r>
+      <w:r>
+        <w:rPr>
+          <w:b w:val="0"/>
+        </w:rPr>
+        <w:t>, the deciding step and the result in this week’s visual. Explain the same step in ordinary words. A picture helps when you can say what each part represents.</w:t>
       </w:r>
     </w:p>
     <w:p>
@@ -926,16 +1513,54 @@
     </w:p>
     <w:p>
       <w:r>
+        <w:t>Compare the supplied cases for Structured Output and Schemas. Identify the detail that changes the conclusion.</w:t>
+      </w:r>
+    </w:p>
+    <w:p>
+      <w:pPr>
+        <w:pStyle w:val="Heading3"/>
+      </w:pPr>
+      <w:r>
+        <w:t>The case to investigate</w:t>
+      </w:r>
+    </w:p>
+    <w:p>
+      <w:pPr>
+        <w:spacing w:line="336" w:lineRule="auto" w:after="180"/>
+        <w:shd w:fill="F1F6FC"/>
+      </w:pPr>
+      <w:r>
+        <w:rPr>
+          <w:b w:val="0"/>
+        </w:rPr>
         <w:t>CASE GALLERY</w:t>
       </w:r>
     </w:p>
     <w:p>
-      <w:r>
-        <w:t>Four Tests, Four Kinds of Evidence</w:t>
-      </w:r>
-    </w:p>
-    <w:p>
-      <w:r>
+      <w:pPr>
+        <w:spacing w:line="336" w:lineRule="auto" w:after="180"/>
+      </w:pPr>
+      <w:r>
+        <w:rPr>
+          <w:b w:val="0"/>
+        </w:rPr>
+        <w:t xml:space="preserve">Four Tests, Four Kinds of </w:t>
+      </w:r>
+      <w:r>
+        <w:rPr>
+          <w:b/>
+        </w:rPr>
+        <w:t>Evidence</w:t>
+      </w:r>
+    </w:p>
+    <w:p>
+      <w:pPr>
+        <w:spacing w:line="336" w:lineRule="auto" w:after="180"/>
+      </w:pPr>
+      <w:r>
+        <w:rPr>
+          <w:b w:val="0"/>
+        </w:rPr>
         <w:t>A system is not understood until it survives more than one comfortable example.</w:t>
       </w:r>
     </w:p>
@@ -1012,8 +1637,47 @@
       </w:r>
     </w:p>
     <w:p>
-      <w:r>
-        <w:t>NORMAL CASE: predict and name evidence.     BOUNDARY CASE: predict and name evidence.</w:t>
+      <w:pPr>
+        <w:pStyle w:val="Heading3"/>
+      </w:pPr>
+      <w:r>
+        <w:t>The normal case</w:t>
+      </w:r>
+    </w:p>
+    <w:p>
+      <w:pPr>
+        <w:spacing w:line="336" w:lineRule="auto" w:after="180"/>
+        <w:shd w:fill="F1F6FC"/>
+      </w:pPr>
+      <w:r>
+        <w:rPr>
+          <w:b w:val="0"/>
+        </w:rPr>
+        <w:t xml:space="preserve">NORMAL CASE: predict and name </w:t>
+      </w:r>
+      <w:r>
+        <w:rPr>
+          <w:b/>
+        </w:rPr>
+        <w:t>evidence</w:t>
+      </w:r>
+      <w:r>
+        <w:rPr>
+          <w:b w:val="0"/>
+        </w:rPr>
+        <w:t xml:space="preserve">.     BOUNDARY CASE: predict and name </w:t>
+      </w:r>
+      <w:r>
+        <w:rPr>
+          <w:b/>
+        </w:rPr>
+        <w:t>evidence</w:t>
+      </w:r>
+      <w:r>
+        <w:rPr>
+          <w:b w:val="0"/>
+        </w:rPr>
+        <w:t>.</w:t>
       </w:r>
     </w:p>
     <w:p>
@@ -1089,12 +1753,58 @@
       </w:r>
     </w:p>
     <w:p>
-      <w:r>
-        <w:t>MISSING INFORMATION: predict and name evidence.     TRANSFER CASE: predict and name evidence.</w:t>
-      </w:r>
-    </w:p>
-    <w:p>
-      <w:r>
+      <w:pPr>
+        <w:pStyle w:val="Heading3"/>
+      </w:pPr>
+      <w:r>
+        <w:t>Check missing information</w:t>
+      </w:r>
+    </w:p>
+    <w:p>
+      <w:pPr>
+        <w:spacing w:line="336" w:lineRule="auto" w:after="180"/>
+        <w:shd w:fill="FFF5E6"/>
+      </w:pPr>
+      <w:r>
+        <w:rPr>
+          <w:b w:val="0"/>
+        </w:rPr>
+        <w:t xml:space="preserve">MISSING INFORMATION: predict and name </w:t>
+      </w:r>
+      <w:r>
+        <w:rPr>
+          <w:b/>
+        </w:rPr>
+        <w:t>evidence</w:t>
+      </w:r>
+      <w:r>
+        <w:rPr>
+          <w:b w:val="0"/>
+        </w:rPr>
+        <w:t xml:space="preserve">.     TRANSFER CASE: predict and name </w:t>
+      </w:r>
+      <w:r>
+        <w:rPr>
+          <w:b/>
+        </w:rPr>
+        <w:t>evidence</w:t>
+      </w:r>
+      <w:r>
+        <w:rPr>
+          <w:b w:val="0"/>
+        </w:rPr>
+        <w:t>.</w:t>
+      </w:r>
+    </w:p>
+    <w:p>
+      <w:pPr>
+        <w:spacing w:line="336" w:lineRule="auto" w:after="180"/>
+        <w:shd w:fill="F5F1FB"/>
+      </w:pPr>
+      <w:r>
+        <w:rPr>
+          <w:b w:val="0"/>
+        </w:rPr>
         <w:t>Which case is most likely to reveal a hidden assumption? Why?</w:t>
       </w:r>
     </w:p>
@@ -1140,18 +1850,129 @@
       </w:r>
     </w:p>
     <w:p>
-      <w:r>
-        <w:t>Change: Add an extra field "rating":5 to X under the exactly-fields schema.</w:t>
-      </w:r>
-    </w:p>
-    <w:p>
-      <w:r>
-        <w:t>Prediction: The changed object fails schema despite keeping the correct page count.</w:t>
-      </w:r>
-    </w:p>
-    <w:p>
-      <w:r>
-        <w:t>Reason: Exactly means additional fields are not allowed in this contract.</w:t>
+      <w:pPr>
+        <w:pStyle w:val="Heading3"/>
+      </w:pPr>
+      <w:r>
+        <w:t>Change one thing</w:t>
+      </w:r>
+    </w:p>
+    <w:p>
+      <w:pPr>
+        <w:spacing w:line="336" w:lineRule="auto" w:after="180"/>
+        <w:shd w:fill="F5F1FB"/>
+      </w:pPr>
+      <w:r>
+        <w:rPr>
+          <w:b w:val="0"/>
+        </w:rPr>
+        <w:t xml:space="preserve">Change: Add an extra </w:t>
+      </w:r>
+      <w:r>
+        <w:rPr>
+          <w:b/>
+        </w:rPr>
+        <w:t>field</w:t>
+      </w:r>
+      <w:r>
+        <w:rPr>
+          <w:b w:val="0"/>
+        </w:rPr>
+        <w:t xml:space="preserve"> "rating":5 to X under the exactly-</w:t>
+      </w:r>
+      <w:r>
+        <w:rPr>
+          <w:b/>
+        </w:rPr>
+        <w:t>field</w:t>
+      </w:r>
+      <w:r>
+        <w:rPr>
+          <w:b w:val="0"/>
+        </w:rPr>
+        <w:t xml:space="preserve">s </w:t>
+      </w:r>
+      <w:r>
+        <w:rPr>
+          <w:b/>
+        </w:rPr>
+        <w:t>schema</w:t>
+      </w:r>
+      <w:r>
+        <w:rPr>
+          <w:b w:val="0"/>
+        </w:rPr>
+        <w:t>.</w:t>
+      </w:r>
+    </w:p>
+    <w:p>
+      <w:pPr>
+        <w:pStyle w:val="Heading3"/>
+      </w:pPr>
+      <w:r>
+        <w:t>Predicted result</w:t>
+      </w:r>
+    </w:p>
+    <w:p>
+      <w:pPr>
+        <w:spacing w:line="336" w:lineRule="auto" w:after="180"/>
+        <w:shd w:fill="F1F6FC"/>
+      </w:pPr>
+      <w:r>
+        <w:rPr>
+          <w:b/>
+        </w:rPr>
+        <w:t>Prediction</w:t>
+      </w:r>
+      <w:r>
+        <w:rPr>
+          <w:b w:val="0"/>
+        </w:rPr>
+        <w:t xml:space="preserve">: The changed object fails </w:t>
+      </w:r>
+      <w:r>
+        <w:rPr>
+          <w:b/>
+        </w:rPr>
+        <w:t>schema</w:t>
+      </w:r>
+      <w:r>
+        <w:rPr>
+          <w:b w:val="0"/>
+        </w:rPr>
+        <w:t xml:space="preserve"> despite keeping the correct page count.</w:t>
+      </w:r>
+    </w:p>
+    <w:p>
+      <w:pPr>
+        <w:pStyle w:val="Heading3"/>
+      </w:pPr>
+      <w:r>
+        <w:t>Why the result follows</w:t>
+      </w:r>
+    </w:p>
+    <w:p>
+      <w:pPr>
+        <w:spacing w:line="336" w:lineRule="auto" w:after="180"/>
+        <w:shd w:fill="F1F6FC"/>
+      </w:pPr>
+      <w:r>
+        <w:rPr>
+          <w:b w:val="0"/>
+        </w:rPr>
+        <w:t xml:space="preserve">Reason: Exactly means additional </w:t>
+      </w:r>
+      <w:r>
+        <w:rPr>
+          <w:b/>
+        </w:rPr>
+        <w:t>field</w:t>
+      </w:r>
+      <w:r>
+        <w:rPr>
+          <w:b w:val="0"/>
+        </w:rPr>
+        <w:t>s are not allowed in this contract.</w:t>
       </w:r>
     </w:p>
     <w:p>
@@ -1164,16 +1985,39 @@
     </w:p>
     <w:p>
       <w:r>
+        <w:t>Use the vocabulary of Structured Output and Schemas to explain a concrete decision, rather than only memorising definitions.</w:t>
+      </w:r>
+    </w:p>
+    <w:p>
+      <w:pPr>
+        <w:spacing w:line="336" w:lineRule="auto" w:after="180"/>
+      </w:pPr>
+      <w:r>
+        <w:rPr>
+          <w:b/>
+        </w:rPr>
         <w:t>VOCABULARY LAB</w:t>
       </w:r>
     </w:p>
     <w:p>
-      <w:r>
+      <w:pPr>
+        <w:spacing w:line="336" w:lineRule="auto" w:after="180"/>
+      </w:pPr>
+      <w:r>
+        <w:rPr>
+          <w:b w:val="0"/>
+        </w:rPr>
         <w:t>Words You Can Use to Reason</w:t>
       </w:r>
     </w:p>
     <w:p>
-      <w:r>
+      <w:pPr>
+        <w:spacing w:line="336" w:lineRule="auto" w:after="180"/>
+      </w:pPr>
+      <w:r>
+        <w:rPr>
+          <w:b w:val="0"/>
+        </w:rPr>
         <w:t>A definition matters when you can recognize the idea, use it, and contrast it with a near-miss.</w:t>
       </w:r>
     </w:p>
@@ -1630,17 +2474,58 @@
     </w:p>
     <w:p>
       <w:r>
-        <w:t>WORKED EVIDENCE</w:t>
-      </w:r>
-    </w:p>
-    <w:p>
-      <w:r>
+        <w:t>Follow the worked trace for Structured Output and Schemas, predict a step, then compare with its explanation.</w:t>
+      </w:r>
+    </w:p>
+    <w:p>
+      <w:pPr>
+        <w:spacing w:line="336" w:lineRule="auto" w:after="180"/>
+      </w:pPr>
+      <w:r>
+        <w:rPr>
+          <w:b/>
+        </w:rPr>
+        <w:t xml:space="preserve">WORKED </w:t>
+      </w:r>
+      <w:r>
+        <w:rPr>
+          <w:b/>
+        </w:rPr>
+        <w:t>EVIDENCE</w:t>
+      </w:r>
+    </w:p>
+    <w:p>
+      <w:pPr>
+        <w:spacing w:line="336" w:lineRule="auto" w:after="180"/>
+      </w:pPr>
+      <w:r>
+        <w:rPr>
+          <w:b w:val="0"/>
+        </w:rPr>
         <w:t>Reason Step by Step</w:t>
       </w:r>
     </w:p>
     <w:p>
-      <w:r>
-        <w:t>Predict first. Then check each step. A correct answer without visible reasoning is incomplete evidence.</w:t>
+      <w:pPr>
+        <w:spacing w:line="336" w:lineRule="auto" w:after="180"/>
+      </w:pPr>
+      <w:r>
+        <w:rPr>
+          <w:b w:val="0"/>
+        </w:rPr>
+        <w:t xml:space="preserve">Predict first. Then check each step. A correct answer without visible reasoning is incomplete </w:t>
+      </w:r>
+      <w:r>
+        <w:rPr>
+          <w:b/>
+        </w:rPr>
+        <w:t>evidence</w:t>
+      </w:r>
+      <w:r>
+        <w:rPr>
+          <w:b w:val="0"/>
+        </w:rPr>
+        <w:t>.</w:t>
       </w:r>
     </w:p>
     <w:p>
@@ -1680,27 +2565,145 @@
       </w:r>
     </w:p>
     <w:p>
-      <w:r>
-        <w:t>1. Schema fields: answer=text; evidence=list; confidence=low/medium/high.</w:t>
-      </w:r>
-    </w:p>
-    <w:p>
-      <w:r>
-        <w:t>2. Output omits evidence: validation fails.</w:t>
-      </w:r>
-    </w:p>
-    <w:p>
-      <w:r>
-        <w:t>3. Confidence=97 is the wrong type and allowed-value set.</w:t>
-      </w:r>
-    </w:p>
-    <w:p>
-      <w:r>
+      <w:pPr>
+        <w:spacing w:line="336" w:lineRule="auto" w:after="180"/>
+        <w:shd w:fill="F4F9FC"/>
+      </w:pPr>
+      <w:r>
+        <w:rPr>
+          <w:b w:val="0"/>
+        </w:rPr>
+        <w:t xml:space="preserve">1. </w:t>
+      </w:r>
+      <w:r>
+        <w:rPr>
+          <w:b/>
+        </w:rPr>
+        <w:t>Schema</w:t>
+      </w:r>
+      <w:r>
+        <w:rPr>
+          <w:b w:val="0"/>
+        </w:rPr>
+        <w:t xml:space="preserve"> </w:t>
+      </w:r>
+      <w:r>
+        <w:rPr>
+          <w:b/>
+        </w:rPr>
+        <w:t>field</w:t>
+      </w:r>
+      <w:r>
+        <w:rPr>
+          <w:b w:val="0"/>
+        </w:rPr>
+        <w:t xml:space="preserve">s: answer=text; </w:t>
+      </w:r>
+      <w:r>
+        <w:rPr>
+          <w:b/>
+        </w:rPr>
+        <w:t>evidence</w:t>
+      </w:r>
+      <w:r>
+        <w:rPr>
+          <w:b w:val="0"/>
+        </w:rPr>
+        <w:t>=list; confidence=low/medium/high.</w:t>
+      </w:r>
+    </w:p>
+    <w:p>
+      <w:pPr>
+        <w:spacing w:line="336" w:lineRule="auto" w:after="180"/>
+        <w:shd w:fill="F4F9FC"/>
+      </w:pPr>
+      <w:r>
+        <w:rPr>
+          <w:b w:val="0"/>
+        </w:rPr>
+        <w:t xml:space="preserve">2. </w:t>
+      </w:r>
+      <w:r>
+        <w:rPr>
+          <w:b/>
+        </w:rPr>
+        <w:t>Output</w:t>
+      </w:r>
+      <w:r>
+        <w:rPr>
+          <w:b w:val="0"/>
+        </w:rPr>
+        <w:t xml:space="preserve"> omits </w:t>
+      </w:r>
+      <w:r>
+        <w:rPr>
+          <w:b/>
+        </w:rPr>
+        <w:t>evidence</w:t>
+      </w:r>
+      <w:r>
+        <w:rPr>
+          <w:b w:val="0"/>
+        </w:rPr>
+        <w:t xml:space="preserve">: </w:t>
+      </w:r>
+      <w:r>
+        <w:rPr>
+          <w:b/>
+        </w:rPr>
+        <w:t>validation</w:t>
+      </w:r>
+      <w:r>
+        <w:rPr>
+          <w:b w:val="0"/>
+        </w:rPr>
+        <w:t xml:space="preserve"> fails.</w:t>
+      </w:r>
+    </w:p>
+    <w:p>
+      <w:pPr>
+        <w:spacing w:line="336" w:lineRule="auto" w:after="180"/>
+        <w:shd w:fill="F4F9FC"/>
+      </w:pPr>
+      <w:r>
+        <w:rPr>
+          <w:b w:val="0"/>
+        </w:rPr>
+        <w:t xml:space="preserve">3. Confidence=97 is the wrong </w:t>
+      </w:r>
+      <w:r>
+        <w:rPr>
+          <w:b/>
+        </w:rPr>
+        <w:t>type</w:t>
+      </w:r>
+      <w:r>
+        <w:rPr>
+          <w:b w:val="0"/>
+        </w:rPr>
+        <w:t xml:space="preserve"> and allowed-value set.</w:t>
+      </w:r>
+    </w:p>
+    <w:p>
+      <w:pPr>
+        <w:spacing w:line="336" w:lineRule="auto" w:after="180"/>
+        <w:shd w:fill="F4F9FC"/>
+      </w:pPr>
+      <w:r>
+        <w:rPr>
+          <w:b w:val="0"/>
+        </w:rPr>
         <w:t>4. Reject, repair, or request again before downstream use.</w:t>
       </w:r>
     </w:p>
     <w:p>
-      <w:r>
+      <w:pPr>
+        <w:spacing w:line="336" w:lineRule="auto" w:after="180"/>
+      </w:pPr>
+      <w:r>
+        <w:rPr>
+          <w:b w:val="0"/>
+        </w:rPr>
         <w:t>Recalculate, retrace, or restate the reasoning in your own representation:</w:t>
       </w:r>
     </w:p>
@@ -1738,8 +2741,27 @@
       </w:r>
     </w:p>
     <w:p>
-      <w:r>
-        <w:t>CHECK  Did the evidence answer the exact question? Did the total, path, or source record stay consistent?</w:t>
+      <w:pPr>
+        <w:spacing w:line="336" w:lineRule="auto" w:after="180"/>
+        <w:shd w:fill="F5F1FB"/>
+      </w:pPr>
+      <w:r>
+        <w:rPr>
+          <w:b w:val="0"/>
+        </w:rPr>
+        <w:t xml:space="preserve">CHECK  Did the </w:t>
+      </w:r>
+      <w:r>
+        <w:rPr>
+          <w:b/>
+        </w:rPr>
+        <w:t>evidence</w:t>
+      </w:r>
+      <w:r>
+        <w:rPr>
+          <w:b w:val="0"/>
+        </w:rPr>
+        <w:t xml:space="preserve"> answer the exact question? Did the total, path, or source record stay consistent?</w:t>
       </w:r>
     </w:p>
     <w:p>
@@ -1751,25 +2773,145 @@
       </w:r>
     </w:p>
     <w:p>
-      <w:r>
-        <w:t>Suppose sources P and Q approve room B and give capacity 12. The complete object {"status":"supported","room":"B","capacity":99,"source_ids":["P","Q"]} parses and satisfies the stated field types, but its capacity is unsupported by Q. Reject it at semantic validation. Listing a real source ID does not prove that source supports the associated claim.</w:t>
-      </w:r>
-    </w:p>
-    <w:p>
-      <w:r>
-        <w:t>An object with needs_review and room B violates the conditional schema rule even if its source IDs are real. An object with supported, room B and capacity 12 but source ID Z fails the known-source rule. Require the linked current approval and capacity records to support the same room.</w:t>
-      </w:r>
-    </w:p>
-    <w:p>
       <w:pPr>
         <w:pStyle w:val="Heading3"/>
       </w:pPr>
       <w:r>
+        <w:t>Worked explanation · Structured Output and Schemas</w:t>
+      </w:r>
+    </w:p>
+    <w:p>
+      <w:pPr>
+        <w:spacing w:line="336" w:lineRule="auto" w:after="180"/>
+        <w:shd w:fill="F1F6FC"/>
+      </w:pPr>
+      <w:r>
+        <w:rPr>
+          <w:b w:val="0"/>
+        </w:rPr>
+        <w:t>Suppose sources P and Q approve room B and give capacity 12.</w:t>
+      </w:r>
+    </w:p>
+    <w:p>
+      <w:pPr>
+        <w:spacing w:line="336" w:lineRule="auto" w:after="180"/>
+        <w:shd w:fill="F1F6FC"/>
+      </w:pPr>
+      <w:r>
+        <w:rPr>
+          <w:b w:val="0"/>
+        </w:rPr>
+        <w:t xml:space="preserve">The complete object {"status":"supported","room":"B","capacity":99,"source_ids":["P","Q"]} parses and satisfies the stated </w:t>
+      </w:r>
+      <w:r>
+        <w:rPr>
+          <w:b/>
+        </w:rPr>
+        <w:t>field</w:t>
+      </w:r>
+      <w:r>
+        <w:rPr>
+          <w:b w:val="0"/>
+        </w:rPr>
+        <w:t xml:space="preserve"> </w:t>
+      </w:r>
+      <w:r>
+        <w:rPr>
+          <w:b/>
+        </w:rPr>
+        <w:t>type</w:t>
+      </w:r>
+      <w:r>
+        <w:rPr>
+          <w:b w:val="0"/>
+        </w:rPr>
+        <w:t xml:space="preserve">s, but its capacity is unsupported by Q. Reject it at </w:t>
+      </w:r>
+      <w:r>
+        <w:rPr>
+          <w:b/>
+        </w:rPr>
+        <w:t>semantic validation</w:t>
+      </w:r>
+      <w:r>
+        <w:rPr>
+          <w:b w:val="0"/>
+        </w:rPr>
+        <w:t>.</w:t>
+      </w:r>
+    </w:p>
+    <w:p>
+      <w:pPr>
+        <w:spacing w:line="336" w:lineRule="auto" w:after="180"/>
+        <w:shd w:fill="F1F6FC"/>
+      </w:pPr>
+      <w:r>
+        <w:rPr>
+          <w:b w:val="0"/>
+        </w:rPr>
+        <w:t>Listing a real source ID does not prove that source supports the associated claim.</w:t>
+      </w:r>
+    </w:p>
+    <w:p>
+      <w:pPr>
+        <w:pStyle w:val="Heading3"/>
+      </w:pPr>
+      <w:r>
+        <w:t>Worked explanation · Structured Output and Schemas</w:t>
+      </w:r>
+    </w:p>
+    <w:p>
+      <w:pPr>
+        <w:spacing w:line="336" w:lineRule="auto" w:after="180"/>
+        <w:shd w:fill="F1F6FC"/>
+      </w:pPr>
+      <w:r>
+        <w:rPr>
+          <w:b w:val="0"/>
+        </w:rPr>
+        <w:t xml:space="preserve">An object with needs_review and room B violates the conditional </w:t>
+      </w:r>
+      <w:r>
+        <w:rPr>
+          <w:b/>
+        </w:rPr>
+        <w:t>schema</w:t>
+      </w:r>
+      <w:r>
+        <w:rPr>
+          <w:b w:val="0"/>
+        </w:rPr>
+        <w:t xml:space="preserve"> rule even if its source IDs are real. An object with supported, room B and capacity 12 but source ID Z fails the known-source rule.</w:t>
+      </w:r>
+    </w:p>
+    <w:p>
+      <w:pPr>
+        <w:spacing w:line="336" w:lineRule="auto" w:after="180"/>
+        <w:shd w:fill="F1F6FC"/>
+      </w:pPr>
+      <w:r>
+        <w:rPr>
+          <w:b w:val="0"/>
+        </w:rPr>
+        <w:t>Require the linked current approval and capacity records to support the same room.</w:t>
+      </w:r>
+    </w:p>
+    <w:p>
+      <w:pPr>
+        <w:pStyle w:val="Heading3"/>
+      </w:pPr>
+      <w:r>
         <w:t>Learn from the worked case</w:t>
       </w:r>
     </w:p>
     <w:p>
-      <w:r>
+      <w:pPr>
+        <w:spacing w:line="336" w:lineRule="auto" w:after="180"/>
+      </w:pPr>
+      <w:r>
+        <w:rPr>
+          <w:b w:val="0"/>
+        </w:rPr>
         <w:t>Cover the result before checking it. Say what is given, choose the procedure, and follow one step at a time. Then uncover the result and explain your first mismatch. Ask why a step is allowed, not only what number it produces.</w:t>
       </w:r>
     </w:p>
@@ -1782,7 +2924,13 @@
       </w:r>
     </w:p>
     <w:p>
-      <w:r>
+      <w:pPr>
+        <w:spacing w:line="336" w:lineRule="auto" w:after="180"/>
+      </w:pPr>
+      <w:r>
+        <w:rPr>
+          <w:b w:val="0"/>
+        </w:rPr>
         <w:t>A fictional Study Buddy returns a machine-readable book fact.</w:t>
       </w:r>
     </w:p>
@@ -1795,13 +2943,61 @@
       </w:r>
     </w:p>
     <w:p>
-      <w:r>
-        <w:t>Schema: exactly title text, pages integer, source_id text. Approved record R: River Notes, 64 pages.</w:t>
-      </w:r>
-    </w:p>
-    <w:p>
-      <w:r>
-        <w:t>X={"title":"River Notes","pages":64,"source_id":"R"}; Y uses pages:"64"; Z uses pages:46 with otherwise identical fields.</w:t>
+      <w:pPr>
+        <w:pStyle w:val="Heading3"/>
+      </w:pPr>
+      <w:r>
+        <w:t>Supplied facts</w:t>
+      </w:r>
+    </w:p>
+    <w:p>
+      <w:pPr>
+        <w:spacing w:line="336" w:lineRule="auto" w:after="180"/>
+        <w:shd w:fill="F1F6FC"/>
+      </w:pPr>
+      <w:r>
+        <w:rPr>
+          <w:b/>
+        </w:rPr>
+        <w:t>Schema</w:t>
+      </w:r>
+      <w:r>
+        <w:rPr>
+          <w:b w:val="0"/>
+        </w:rPr>
+        <w:t>: exactly title text, pages integer, source_id text. Approved record R: River Notes, 64 pages.</w:t>
+      </w:r>
+    </w:p>
+    <w:p>
+      <w:pPr>
+        <w:pStyle w:val="Heading3"/>
+      </w:pPr>
+      <w:r>
+        <w:t>Supplied facts</w:t>
+      </w:r>
+    </w:p>
+    <w:p>
+      <w:pPr>
+        <w:spacing w:line="336" w:lineRule="auto" w:after="180"/>
+        <w:shd w:fill="F1F6FC"/>
+      </w:pPr>
+      <w:r>
+        <w:rPr>
+          <w:b w:val="0"/>
+        </w:rPr>
+        <w:t xml:space="preserve">X={"title":"River Notes","pages":64,"source_id":"R"}; Y uses pages:"64"; Z uses pages:46 with otherwise identical </w:t>
+      </w:r>
+      <w:r>
+        <w:rPr>
+          <w:b/>
+        </w:rPr>
+        <w:t>field</w:t>
+      </w:r>
+      <w:r>
+        <w:rPr>
+          <w:b w:val="0"/>
+        </w:rPr>
+        <w:t>s.</w:t>
       </w:r>
     </w:p>
     <w:p>
@@ -1986,31 +3182,199 @@
       </w:r>
     </w:p>
     <w:p>
-      <w:r>
-        <w:t>Parsing establishes that text forms a structured object. Schema checks establish required fields and types. Semantic validation compares their meaning with the approved source. These are different layers: a parseable, well-shaped object can still contain a false fact. Report the first failing layer without treating format success as factual success.</w:t>
-      </w:r>
-    </w:p>
-    <w:p>
       <w:pPr>
         <w:pStyle w:val="Heading3"/>
       </w:pPr>
       <w:r>
+        <w:t>Why the result follows</w:t>
+      </w:r>
+    </w:p>
+    <w:p>
+      <w:pPr>
+        <w:spacing w:line="336" w:lineRule="auto" w:after="180"/>
+        <w:shd w:fill="F1F6FC"/>
+      </w:pPr>
+      <w:r>
+        <w:rPr>
+          <w:b w:val="0"/>
+        </w:rPr>
+        <w:t xml:space="preserve">Parsing establishes that text forms a structured object. </w:t>
+      </w:r>
+      <w:r>
+        <w:rPr>
+          <w:b/>
+        </w:rPr>
+        <w:t>Schema</w:t>
+      </w:r>
+      <w:r>
+        <w:rPr>
+          <w:b w:val="0"/>
+        </w:rPr>
+        <w:t xml:space="preserve"> checks establish required </w:t>
+      </w:r>
+      <w:r>
+        <w:rPr>
+          <w:b/>
+        </w:rPr>
+        <w:t>field</w:t>
+      </w:r>
+      <w:r>
+        <w:rPr>
+          <w:b w:val="0"/>
+        </w:rPr>
+        <w:t xml:space="preserve">s and </w:t>
+      </w:r>
+      <w:r>
+        <w:rPr>
+          <w:b/>
+        </w:rPr>
+        <w:t>type</w:t>
+      </w:r>
+      <w:r>
+        <w:rPr>
+          <w:b w:val="0"/>
+        </w:rPr>
+        <w:t xml:space="preserve">s. </w:t>
+      </w:r>
+      <w:r>
+        <w:rPr>
+          <w:b/>
+        </w:rPr>
+        <w:t>Semantic validation</w:t>
+      </w:r>
+      <w:r>
+        <w:rPr>
+          <w:b w:val="0"/>
+        </w:rPr>
+        <w:t xml:space="preserve"> compares their meaning with the approved source.</w:t>
+      </w:r>
+    </w:p>
+    <w:p>
+      <w:pPr>
+        <w:spacing w:line="336" w:lineRule="auto" w:after="180"/>
+        <w:shd w:fill="F1F6FC"/>
+      </w:pPr>
+      <w:r>
+        <w:rPr>
+          <w:b w:val="0"/>
+        </w:rPr>
+        <w:t>These are different layers: a parseable, well-shaped object can still contain a false fact. Report the first failing layer without treating format success as factual success.</w:t>
+      </w:r>
+    </w:p>
+    <w:p>
+      <w:pPr>
+        <w:pStyle w:val="Heading3"/>
+      </w:pPr>
+      <w:r>
         <w:t>What this example does not establish</w:t>
       </w:r>
     </w:p>
     <w:p>
-      <w:r>
+      <w:pPr>
+        <w:pStyle w:val="Heading3"/>
+      </w:pPr>
+      <w:r>
+        <w:t>Keep the stated limit</w:t>
+      </w:r>
+    </w:p>
+    <w:p>
+      <w:pPr>
+        <w:spacing w:line="336" w:lineRule="auto" w:after="180"/>
+        <w:shd w:fill="FFF5E6"/>
+      </w:pPr>
+      <w:r>
+        <w:rPr>
+          <w:b w:val="0"/>
+        </w:rPr>
         <w:t>Source agreement does not establish that the approved catalogue itself is correct or complete.</w:t>
       </w:r>
     </w:p>
     <w:p>
-      <w:r>
-        <w:t>Read the labelled picture: Which object demonstrates that valid JSON and valid types are insufficient for truth?</w:t>
-      </w:r>
-    </w:p>
-    <w:p>
-      <w:r>
-        <w:t>Change one thing: Add an extra field "rating":5 to X under the exactly-fields schema. Predict the result before checking the explanation. What remains the same?</w:t>
+      <w:pPr>
+        <w:pStyle w:val="Heading3"/>
+      </w:pPr>
+      <w:r>
+        <w:t>Keep the stated limit</w:t>
+      </w:r>
+    </w:p>
+    <w:p>
+      <w:pPr>
+        <w:spacing w:line="336" w:lineRule="auto" w:after="180"/>
+        <w:shd w:fill="FFF5E6"/>
+      </w:pPr>
+      <w:r>
+        <w:rPr>
+          <w:b w:val="0"/>
+        </w:rPr>
+        <w:t xml:space="preserve">Read the labelled picture: Which object demonstrates that valid JSON and valid </w:t>
+      </w:r>
+      <w:r>
+        <w:rPr>
+          <w:b/>
+        </w:rPr>
+        <w:t>type</w:t>
+      </w:r>
+      <w:r>
+        <w:rPr>
+          <w:b w:val="0"/>
+        </w:rPr>
+        <w:t>s are insufficient for truth?</w:t>
+      </w:r>
+    </w:p>
+    <w:p>
+      <w:pPr>
+        <w:pStyle w:val="Heading3"/>
+      </w:pPr>
+      <w:r>
+        <w:t>Keep the stated limit</w:t>
+      </w:r>
+    </w:p>
+    <w:p>
+      <w:pPr>
+        <w:spacing w:line="336" w:lineRule="auto" w:after="180"/>
+        <w:shd w:fill="FFF5E6"/>
+      </w:pPr>
+      <w:r>
+        <w:rPr>
+          <w:b w:val="0"/>
+        </w:rPr>
+        <w:t xml:space="preserve">Change one thing: Add an extra </w:t>
+      </w:r>
+      <w:r>
+        <w:rPr>
+          <w:b/>
+        </w:rPr>
+        <w:t>field</w:t>
+      </w:r>
+      <w:r>
+        <w:rPr>
+          <w:b w:val="0"/>
+        </w:rPr>
+        <w:t xml:space="preserve"> "rating":5 to X under the exactly-</w:t>
+      </w:r>
+      <w:r>
+        <w:rPr>
+          <w:b/>
+        </w:rPr>
+        <w:t>field</w:t>
+      </w:r>
+      <w:r>
+        <w:rPr>
+          <w:b w:val="0"/>
+        </w:rPr>
+        <w:t xml:space="preserve">s </w:t>
+      </w:r>
+      <w:r>
+        <w:rPr>
+          <w:b/>
+        </w:rPr>
+        <w:t>schema</w:t>
+      </w:r>
+      <w:r>
+        <w:rPr>
+          <w:b w:val="0"/>
+        </w:rPr>
+        <w:t>. Predict the result before checking the explanation. What remains the same?</w:t>
       </w:r>
     </w:p>
     <w:p>
@@ -2023,17 +3387,61 @@
     </w:p>
     <w:p>
       <w:r>
+        <w:t>Find the unsupported step in the Structured Output and Schemas claim and explain a repair using the supplied evidence.</w:t>
+      </w:r>
+    </w:p>
+    <w:p>
+      <w:pPr>
+        <w:pStyle w:val="Heading3"/>
+      </w:pPr>
+      <w:r>
+        <w:t>Find the first error</w:t>
+      </w:r>
+    </w:p>
+    <w:p>
+      <w:pPr>
+        <w:spacing w:line="336" w:lineRule="auto" w:after="180"/>
+        <w:shd w:fill="FFF5E6"/>
+      </w:pPr>
+      <w:r>
+        <w:rPr>
+          <w:b w:val="0"/>
+        </w:rPr>
         <w:t>ERROR DETECTIVE</w:t>
       </w:r>
     </w:p>
     <w:p>
-      <w:r>
+      <w:pPr>
+        <w:spacing w:line="336" w:lineRule="auto" w:after="180"/>
+      </w:pPr>
+      <w:r>
+        <w:rPr>
+          <w:b w:val="0"/>
+        </w:rPr>
         <w:t>Compare → Diagnose → Repair</w:t>
       </w:r>
     </w:p>
     <w:p>
-      <w:r>
-        <w:t>Do not patch the answer. Find the earliest unsupported assumption, wrong step, or weak evidence.</w:t>
+      <w:pPr>
+        <w:spacing w:line="336" w:lineRule="auto" w:after="180"/>
+      </w:pPr>
+      <w:r>
+        <w:rPr>
+          <w:b w:val="0"/>
+        </w:rPr>
+        <w:t xml:space="preserve">Do not patch the answer. Find the earliest unsupported assumption, wrong step, or weak </w:t>
+      </w:r>
+      <w:r>
+        <w:rPr>
+          <w:b/>
+        </w:rPr>
+        <w:t>evidence</w:t>
+      </w:r>
+      <w:r>
+        <w:rPr>
+          <w:b w:val="0"/>
+        </w:rPr>
+        <w:t>.</w:t>
       </w:r>
     </w:p>
     <w:p>
@@ -2283,7 +3691,14 @@
       </w:tr>
     </w:tbl>
     <w:p>
-      <w:r>
+      <w:pPr>
+        <w:spacing w:line="336" w:lineRule="auto" w:after="180"/>
+        <w:shd w:fill="F5F1FB"/>
+      </w:pPr>
+      <w:r>
+        <w:rPr>
+          <w:b w:val="0"/>
+        </w:rPr>
         <w:t>Repair one cause. Why is this repair better than changing several things?</w:t>
       </w:r>
     </w:p>
@@ -2329,15 +3744,78 @@
       </w:r>
     </w:p>
     <w:p>
-      <w:r>
-        <w:t>Keep validation outcomes and the original generated text for fictional debugging data. Report the first failing layer and enough detail to locate the issue; later validation should not be reported as passed when it was never reached. Even a fully valid reporting object does not authorise a booking. The application retains the read-only permission boundary.</w:t>
-      </w:r>
-    </w:p>
-    <w:p>
       <w:pPr>
         <w:pStyle w:val="Heading3"/>
       </w:pPr>
       <w:r>
+        <w:t>Check the claim against the facts</w:t>
+      </w:r>
+    </w:p>
+    <w:p>
+      <w:pPr>
+        <w:spacing w:line="336" w:lineRule="auto" w:after="180"/>
+        <w:shd w:fill="FFF5E6"/>
+      </w:pPr>
+      <w:r>
+        <w:rPr>
+          <w:b w:val="0"/>
+        </w:rPr>
+        <w:t xml:space="preserve">Keep </w:t>
+      </w:r>
+      <w:r>
+        <w:rPr>
+          <w:b/>
+        </w:rPr>
+        <w:t>validation</w:t>
+      </w:r>
+      <w:r>
+        <w:rPr>
+          <w:b w:val="0"/>
+        </w:rPr>
+        <w:t xml:space="preserve"> outcomes and the original generated text for fictional debugging data.</w:t>
+      </w:r>
+    </w:p>
+    <w:p>
+      <w:pPr>
+        <w:spacing w:line="336" w:lineRule="auto" w:after="180"/>
+        <w:shd w:fill="FFF5E6"/>
+      </w:pPr>
+      <w:r>
+        <w:rPr>
+          <w:b w:val="0"/>
+        </w:rPr>
+        <w:t xml:space="preserve">Report the first failing layer and enough detail to locate the issue; later </w:t>
+      </w:r>
+      <w:r>
+        <w:rPr>
+          <w:b/>
+        </w:rPr>
+        <w:t>validation</w:t>
+      </w:r>
+      <w:r>
+        <w:rPr>
+          <w:b w:val="0"/>
+        </w:rPr>
+        <w:t xml:space="preserve"> should not be reported as passed when it was never reached. Even a fully valid reporting object does not authorise a booking.</w:t>
+      </w:r>
+    </w:p>
+    <w:p>
+      <w:pPr>
+        <w:spacing w:line="336" w:lineRule="auto" w:after="180"/>
+        <w:shd w:fill="FFF5E6"/>
+      </w:pPr>
+      <w:r>
+        <w:rPr>
+          <w:b w:val="0"/>
+        </w:rPr>
+        <w:t>The application retains the read-only permission boundary.</w:t>
+      </w:r>
+    </w:p>
+    <w:p>
+      <w:pPr>
+        <w:pStyle w:val="Heading3"/>
+      </w:pPr>
+      <w:r>
         <w:t>Exit: a parser accepts JSON, but capacity is true and an extra book_now field is present. State which checks remain and why no booking should occur.</w:t>
       </w:r>
     </w:p>
@@ -2376,17 +3854,52 @@
     </w:p>
     <w:p>
       <w:r>
+        <w:t>Practise Structured Output and Schemas with support, then explain the deciding step in your own words.</w:t>
+      </w:r>
+    </w:p>
+    <w:p>
+      <w:pPr>
+        <w:spacing w:line="336" w:lineRule="auto" w:after="180"/>
+      </w:pPr>
+      <w:r>
+        <w:rPr>
+          <w:b/>
+        </w:rPr>
         <w:t>LOGIC STUDIO</w:t>
       </w:r>
     </w:p>
     <w:p>
-      <w:r>
+      <w:pPr>
+        <w:spacing w:line="336" w:lineRule="auto" w:after="180"/>
+      </w:pPr>
+      <w:r>
+        <w:rPr>
+          <w:b w:val="0"/>
+        </w:rPr>
         <w:t>Specify Before You Run</w:t>
       </w:r>
     </w:p>
     <w:p>
-      <w:r>
-        <w:t>Prompts, schemas, retrieval, tool calls, and code are inspectable parts of one AI product.</w:t>
+      <w:pPr>
+        <w:spacing w:line="336" w:lineRule="auto" w:after="180"/>
+      </w:pPr>
+      <w:r>
+        <w:rPr>
+          <w:b w:val="0"/>
+        </w:rPr>
+        <w:t xml:space="preserve">Prompts, </w:t>
+      </w:r>
+      <w:r>
+        <w:rPr>
+          <w:b/>
+        </w:rPr>
+        <w:t>schema</w:t>
+      </w:r>
+      <w:r>
+        <w:rPr>
+          <w:b w:val="0"/>
+        </w:rPr>
+        <w:t>s, retrieval, tool calls, and code are inspectable parts of one AI product.</w:t>
       </w:r>
     </w:p>
     <w:p>
@@ -2426,23 +3939,107 @@
       </w:r>
     </w:p>
     <w:p>
-      <w:r>
-        <w:t>SET task, audience, constraints, output_schema</w:t>
+      <w:pPr>
+        <w:spacing w:line="336" w:lineRule="auto" w:after="180"/>
+      </w:pPr>
+      <w:r>
+        <w:rPr>
+          <w:b w:val="0"/>
+        </w:rPr>
+        <w:t xml:space="preserve">SET task, audience, constraints, </w:t>
+      </w:r>
+      <w:r>
+        <w:rPr>
+          <w:b/>
+        </w:rPr>
+        <w:t>output</w:t>
+      </w:r>
+      <w:r>
+        <w:rPr>
+          <w:b w:val="0"/>
+        </w:rPr>
+        <w:t>_</w:t>
+      </w:r>
+      <w:r>
+        <w:rPr>
+          <w:b/>
+        </w:rPr>
+        <w:t>schema</w:t>
+      </w:r>
+      <w:r>
+        <w:rPr>
+          <w:b w:val="0"/>
+        </w:rPr>
         <w:br/>
         <w:t>LOAD approved_context or retrieval_result</w:t>
         <w:br/>
         <w:t>CALL model or allowed_tool</w:t>
         <w:br/>
-        <w:t>VALIDATE fields, claims, citations, and safety</w:t>
+        <w:t xml:space="preserve">VALIDATE </w:t>
+      </w:r>
+      <w:r>
+        <w:rPr>
+          <w:b/>
+        </w:rPr>
+        <w:t>field</w:t>
+      </w:r>
+      <w:r>
+        <w:rPr>
+          <w:b w:val="0"/>
+        </w:rPr>
+        <w:t>s, claims, citations, and safety</w:t>
         <w:br/>
-        <w:t>IF evidence missing: ask, retrieve, or abstain</w:t>
+        <w:t xml:space="preserve">IF </w:t>
+      </w:r>
+      <w:r>
+        <w:rPr>
+          <w:b/>
+        </w:rPr>
+        <w:t>evidence</w:t>
+      </w:r>
+      <w:r>
+        <w:rPr>
+          <w:b w:val="0"/>
+        </w:rPr>
+        <w:t xml:space="preserve"> missing: ask, retrieve, or abstain</w:t>
         <w:br/>
-        <w:t>RETURN useful output + source trail + limitations</w:t>
-      </w:r>
-    </w:p>
-    <w:p>
-      <w:r>
-        <w:t>Trace one input. Which line changes the state or chooses a path?</w:t>
+        <w:t xml:space="preserve">RETURN useful </w:t>
+      </w:r>
+      <w:r>
+        <w:rPr>
+          <w:b/>
+        </w:rPr>
+        <w:t>output</w:t>
+      </w:r>
+      <w:r>
+        <w:rPr>
+          <w:b w:val="0"/>
+        </w:rPr>
+        <w:t xml:space="preserve"> + source trail + limitations</w:t>
+      </w:r>
+    </w:p>
+    <w:p>
+      <w:pPr>
+        <w:spacing w:line="336" w:lineRule="auto" w:after="180"/>
+        <w:shd w:fill="F5F1FB"/>
+      </w:pPr>
+      <w:r>
+        <w:rPr>
+          <w:b w:val="0"/>
+        </w:rPr>
+        <w:t xml:space="preserve">Trace one </w:t>
+      </w:r>
+      <w:r>
+        <w:rPr>
+          <w:b/>
+        </w:rPr>
+        <w:t>input</w:t>
+      </w:r>
+      <w:r>
+        <w:rPr>
+          <w:b w:val="0"/>
+        </w:rPr>
+        <w:t>. Which line changes the state or chooses a path?</w:t>
       </w:r>
     </w:p>
     <w:p>
@@ -2487,8 +4084,37 @@
       </w:r>
     </w:p>
     <w:p>
-      <w:r>
-        <w:t>Supported object {"status":"supported","room":"D","capacity":8,"source_ids":["P","Q"]} matches approval P for D and register Q for D capacity 8. It passes all three layers. Replacing capacity with 0 still passes schema because zero is nonnegative, but fails source consistency unless Q actually reports zero. Preserve measured zero rather than treating it as missing.</w:t>
+      <w:pPr>
+        <w:spacing w:line="336" w:lineRule="auto" w:after="180"/>
+      </w:pPr>
+      <w:r>
+        <w:rPr>
+          <w:b w:val="0"/>
+        </w:rPr>
+        <w:t>Supported object {"status":"supported","room":"D","capacity":8,"source_ids":["P","Q"]} matches approval P for D and register Q for D capacity 8. It passes all three layers.</w:t>
+      </w:r>
+    </w:p>
+    <w:p>
+      <w:pPr>
+        <w:spacing w:line="336" w:lineRule="auto" w:after="180"/>
+      </w:pPr>
+      <w:r>
+        <w:rPr>
+          <w:b w:val="0"/>
+        </w:rPr>
+        <w:t xml:space="preserve">Replacing capacity with 0 still passes </w:t>
+      </w:r>
+      <w:r>
+        <w:rPr>
+          <w:b/>
+        </w:rPr>
+        <w:t>schema</w:t>
+      </w:r>
+      <w:r>
+        <w:rPr>
+          <w:b w:val="0"/>
+        </w:rPr>
+        <w:t xml:space="preserve"> because zero is nonnegative, but fails source consistency unless Q actually reports zero. Preserve measured zero rather than treating it as missing.</w:t>
       </w:r>
     </w:p>
     <w:p>
@@ -2533,8 +4159,50 @@
       </w:r>
     </w:p>
     <w:p>
-      <w:r>
-        <w:t>Use workbook W2 for the connected example “Structured outputs and validation”. First fill the input and rule boxes. Try the middle steps before asking for a hint. After a hint, try the next step yourself.</w:t>
+      <w:pPr>
+        <w:spacing w:line="336" w:lineRule="auto" w:after="180"/>
+      </w:pPr>
+      <w:r>
+        <w:rPr>
+          <w:b w:val="0"/>
+        </w:rPr>
+        <w:t xml:space="preserve">Use workbook W2 for the connected example “Structured </w:t>
+      </w:r>
+      <w:r>
+        <w:rPr>
+          <w:b/>
+        </w:rPr>
+        <w:t>output</w:t>
+      </w:r>
+      <w:r>
+        <w:rPr>
+          <w:b w:val="0"/>
+        </w:rPr>
+        <w:t xml:space="preserve">s and </w:t>
+      </w:r>
+      <w:r>
+        <w:rPr>
+          <w:b/>
+        </w:rPr>
+        <w:t>validation</w:t>
+      </w:r>
+      <w:r>
+        <w:rPr>
+          <w:b w:val="0"/>
+        </w:rPr>
+        <w:t xml:space="preserve">”. First fill the </w:t>
+      </w:r>
+      <w:r>
+        <w:rPr>
+          <w:b/>
+        </w:rPr>
+        <w:t>input</w:t>
+      </w:r>
+      <w:r>
+        <w:rPr>
+          <w:b w:val="0"/>
+        </w:rPr>
+        <w:t xml:space="preserve"> and rule boxes. Try the middle steps before asking for a hint. After a hint, try the next step yourself.</w:t>
       </w:r>
     </w:p>
     <w:tbl>
@@ -2617,7 +4285,13 @@
       </w:tr>
     </w:tbl>
     <w:p>
-      <w:r>
+      <w:pPr>
+        <w:spacing w:line="336" w:lineRule="auto" w:after="180"/>
+      </w:pPr>
+      <w:r>
+        <w:rPr>
+          <w:b w:val="0"/>
+        </w:rPr>
         <w:t>Explain your trace to a partner. Your partner points to one step to check. Swap roles on the next case. Each person writes their own explanation.</w:t>
       </w:r>
     </w:p>
@@ -2630,12 +4304,59 @@
       </w:r>
     </w:p>
     <w:p>
-      <w:r>
-        <w:t>Use the worked case for Structured outputs and validation. Proposed explanation: “Valid JSON means correct answer”. Decide whether this explanation is supported. Point to the step or supplied fact that decides; explain your repair if needed.</w:t>
-      </w:r>
-    </w:p>
-    <w:p>
-      <w:r>
+      <w:pPr>
+        <w:spacing w:line="336" w:lineRule="auto" w:after="180"/>
+      </w:pPr>
+      <w:r>
+        <w:rPr>
+          <w:b w:val="0"/>
+        </w:rPr>
+        <w:t xml:space="preserve">Use the worked case for Structured </w:t>
+      </w:r>
+      <w:r>
+        <w:rPr>
+          <w:b/>
+        </w:rPr>
+        <w:t>output</w:t>
+      </w:r>
+      <w:r>
+        <w:rPr>
+          <w:b w:val="0"/>
+        </w:rPr>
+        <w:t xml:space="preserve">s and </w:t>
+      </w:r>
+      <w:r>
+        <w:rPr>
+          <w:b/>
+        </w:rPr>
+        <w:t>validation</w:t>
+      </w:r>
+      <w:r>
+        <w:rPr>
+          <w:b w:val="0"/>
+        </w:rPr>
+        <w:t>. Proposed explanation: “Valid JSON means correct answer”. Decide whether this explanation is supported.</w:t>
+      </w:r>
+    </w:p>
+    <w:p>
+      <w:pPr>
+        <w:spacing w:line="336" w:lineRule="auto" w:after="180"/>
+      </w:pPr>
+      <w:r>
+        <w:rPr>
+          <w:b w:val="0"/>
+        </w:rPr>
+        <w:t>Point to the step or supplied fact that decides; explain your repair if needed.</w:t>
+      </w:r>
+    </w:p>
+    <w:p>
+      <w:pPr>
+        <w:spacing w:line="336" w:lineRule="auto" w:after="180"/>
+      </w:pPr>
+      <w:r>
+        <w:rPr>
+          <w:b w:val="0"/>
+        </w:rPr>
         <w:t>Answer on your own before discussion. If you are unsure, say which step you need help with.</w:t>
       </w:r>
     </w:p>
@@ -2648,8 +4369,27 @@
       </w:r>
     </w:p>
     <w:p>
-      <w:r>
-        <w:t>Which object demonstrates that valid JSON and valid types are insufficient for truth?</w:t>
+      <w:pPr>
+        <w:spacing w:line="336" w:lineRule="auto" w:after="180"/>
+        <w:shd w:fill="F5F1FB"/>
+      </w:pPr>
+      <w:r>
+        <w:rPr>
+          <w:b w:val="0"/>
+        </w:rPr>
+        <w:t xml:space="preserve">Which object demonstrates that valid JSON and valid </w:t>
+      </w:r>
+      <w:r>
+        <w:rPr>
+          <w:b/>
+        </w:rPr>
+        <w:t>type</w:t>
+      </w:r>
+      <w:r>
+        <w:rPr>
+          <w:b w:val="0"/>
+        </w:rPr>
+        <w:t>s are insufficient for truth?</w:t>
       </w:r>
     </w:p>
     <w:p>
@@ -2681,7 +4421,13 @@
       </w:r>
     </w:p>
     <w:p>
-      <w:r>
+      <w:pPr>
+        <w:spacing w:line="336" w:lineRule="auto" w:after="180"/>
+      </w:pPr>
+      <w:r>
+        <w:rPr>
+          <w:b w:val="0"/>
+        </w:rPr>
         <w:t>This is supported practice. Keep the separately named independent case for an attempt before feedback.</w:t>
       </w:r>
     </w:p>
@@ -2695,16 +4441,45 @@
     </w:p>
     <w:p>
       <w:r>
-        <w:t>EVIDENCE LAB</w:t>
-      </w:r>
-    </w:p>
-    <w:p>
-      <w:r>
+        <w:t>Investigate Structured Output and Schemas. Record the prediction, actual observation or labelled paper trace, explanation and next test separately.</w:t>
+      </w:r>
+    </w:p>
+    <w:p>
+      <w:pPr>
+        <w:spacing w:line="336" w:lineRule="auto" w:after="180"/>
+      </w:pPr>
+      <w:r>
+        <w:rPr>
+          <w:b/>
+        </w:rPr>
+        <w:t>EVIDENCE</w:t>
+      </w:r>
+      <w:r>
+        <w:rPr>
+          <w:b/>
+        </w:rPr>
+        <w:t xml:space="preserve"> LAB</w:t>
+      </w:r>
+    </w:p>
+    <w:p>
+      <w:pPr>
+        <w:spacing w:line="336" w:lineRule="auto" w:after="180"/>
+      </w:pPr>
+      <w:r>
+        <w:rPr>
+          <w:b w:val="0"/>
+        </w:rPr>
         <w:t>Predict → Test → Record → Explain</w:t>
       </w:r>
     </w:p>
     <w:p>
-      <w:r>
+      <w:pPr>
+        <w:spacing w:line="336" w:lineRule="auto" w:after="180"/>
+      </w:pPr>
+      <w:r>
+        <w:rPr>
+          <w:b w:val="0"/>
+        </w:rPr>
         <w:t>Keep expected and actual results separate. Surprises are useful data when recorded honestly.</w:t>
       </w:r>
     </w:p>
@@ -2745,8 +4520,62 @@
       </w:r>
     </w:p>
     <w:p>
-      <w:r>
-        <w:t>Validate six output cards for required fields, types, allowed values, and evidence support; explain each rejection.</w:t>
+      <w:pPr>
+        <w:spacing w:line="336" w:lineRule="auto" w:after="180"/>
+      </w:pPr>
+      <w:r>
+        <w:rPr>
+          <w:b w:val="0"/>
+        </w:rPr>
+        <w:t xml:space="preserve">Validate six </w:t>
+      </w:r>
+      <w:r>
+        <w:rPr>
+          <w:b/>
+        </w:rPr>
+        <w:t>output</w:t>
+      </w:r>
+      <w:r>
+        <w:rPr>
+          <w:b w:val="0"/>
+        </w:rPr>
+        <w:t xml:space="preserve"> cards for required </w:t>
+      </w:r>
+      <w:r>
+        <w:rPr>
+          <w:b/>
+        </w:rPr>
+        <w:t>field</w:t>
+      </w:r>
+      <w:r>
+        <w:rPr>
+          <w:b w:val="0"/>
+        </w:rPr>
+        <w:t xml:space="preserve">s, </w:t>
+      </w:r>
+      <w:r>
+        <w:rPr>
+          <w:b/>
+        </w:rPr>
+        <w:t>type</w:t>
+      </w:r>
+      <w:r>
+        <w:rPr>
+          <w:b w:val="0"/>
+        </w:rPr>
+        <w:t xml:space="preserve">s, allowed values, and </w:t>
+      </w:r>
+      <w:r>
+        <w:rPr>
+          <w:b/>
+        </w:rPr>
+        <w:t>evidence</w:t>
+      </w:r>
+      <w:r>
+        <w:rPr>
+          <w:b w:val="0"/>
+        </w:rPr>
+        <w:t xml:space="preserve"> support; explain each rejection.</w:t>
       </w:r>
     </w:p>
     <w:tbl>
@@ -2995,7 +4824,14 @@
       </w:tr>
     </w:tbl>
     <w:p>
-      <w:r>
+      <w:pPr>
+        <w:spacing w:line="336" w:lineRule="auto" w:after="180"/>
+        <w:shd w:fill="F5F1FB"/>
+      </w:pPr>
+      <w:r>
+        <w:rPr>
+          <w:b w:val="0"/>
+        </w:rPr>
         <w:t>What did the hardest test teach you that the normal test did not?</w:t>
       </w:r>
     </w:p>
@@ -3041,7 +4877,13 @@
       </w:r>
     </w:p>
     <w:p>
-      <w:r>
+      <w:pPr>
+        <w:spacing w:line="336" w:lineRule="auto" w:after="180"/>
+      </w:pPr>
+      <w:r>
+        <w:rPr>
+          <w:b w:val="0"/>
+        </w:rPr>
         <w:t>Before trying: what do I expect, and why? While trying: which step could first go wrong? Afterwards: what did I actually observe, and what should change? Keep “not run” if you only traced the procedure.</w:t>
       </w:r>
     </w:p>
@@ -3055,17 +4897,52 @@
     </w:p>
     <w:p>
       <w:r>
+        <w:t>Move from recall to tracing, diagnosis and transfer in Structured Output and Schemas. Explain why each step is justified.</w:t>
+      </w:r>
+    </w:p>
+    <w:p>
+      <w:pPr>
+        <w:spacing w:line="336" w:lineRule="auto" w:after="180"/>
+      </w:pPr>
+      <w:r>
+        <w:rPr>
+          <w:b/>
+        </w:rPr>
         <w:t>MASTERY</w:t>
       </w:r>
     </w:p>
     <w:p>
-      <w:r>
+      <w:pPr>
+        <w:spacing w:line="336" w:lineRule="auto" w:after="180"/>
+      </w:pPr>
+      <w:r>
+        <w:rPr>
+          <w:b w:val="0"/>
+        </w:rPr>
         <w:t>From Knowing the Word to Owning the Idea</w:t>
       </w:r>
     </w:p>
     <w:p>
-      <w:r>
-        <w:t>Move upward only when you can produce evidence without copying the worked example.</w:t>
+      <w:pPr>
+        <w:spacing w:line="336" w:lineRule="auto" w:after="180"/>
+      </w:pPr>
+      <w:r>
+        <w:rPr>
+          <w:b w:val="0"/>
+        </w:rPr>
+        <w:t xml:space="preserve">Move upward only when you can produce </w:t>
+      </w:r>
+      <w:r>
+        <w:rPr>
+          <w:b/>
+        </w:rPr>
+        <w:t>evidence</w:t>
+      </w:r>
+      <w:r>
+        <w:rPr>
+          <w:b w:val="0"/>
+        </w:rPr>
+        <w:t xml:space="preserve"> without copying the worked example.</w:t>
       </w:r>
     </w:p>
     <w:p>
@@ -3105,33 +4982,93 @@
       </w:r>
     </w:p>
     <w:p>
-      <w:r>
+      <w:pPr>
+        <w:spacing w:line="336" w:lineRule="auto" w:after="180"/>
+      </w:pPr>
+      <w:r>
+        <w:rPr>
+          <w:b w:val="0"/>
+        </w:rPr>
         <w:t>1 • NAME: Define the concept without repeating the textbook.</w:t>
       </w:r>
     </w:p>
     <w:p>
-      <w:r>
-        <w:t>2 • TRACE: Show the information, state, branch, calculation, or evidence path.</w:t>
-      </w:r>
-    </w:p>
-    <w:p>
-      <w:r>
+      <w:pPr>
+        <w:spacing w:line="336" w:lineRule="auto" w:after="180"/>
+      </w:pPr>
+      <w:r>
+        <w:rPr>
+          <w:b w:val="0"/>
+        </w:rPr>
+        <w:t xml:space="preserve">2 • TRACE: Show the information, state, branch, calculation, or </w:t>
+      </w:r>
+      <w:r>
+        <w:rPr>
+          <w:b/>
+        </w:rPr>
+        <w:t>evidence</w:t>
+      </w:r>
+      <w:r>
+        <w:rPr>
+          <w:b w:val="0"/>
+        </w:rPr>
+        <w:t xml:space="preserve"> path.</w:t>
+      </w:r>
+    </w:p>
+    <w:p>
+      <w:pPr>
+        <w:spacing w:line="336" w:lineRule="auto" w:after="180"/>
+      </w:pPr>
+      <w:r>
+        <w:rPr>
+          <w:b w:val="0"/>
+        </w:rPr>
         <w:t>3 • APPLY: Solve a different example independently.</w:t>
       </w:r>
     </w:p>
     <w:p>
-      <w:r>
+      <w:pPr>
+        <w:spacing w:line="336" w:lineRule="auto" w:after="180"/>
+      </w:pPr>
+      <w:r>
+        <w:rPr>
+          <w:b w:val="0"/>
+        </w:rPr>
         <w:t>4 • CHALLENGE: Find a boundary case, counterexample, or unfair outcome.</w:t>
       </w:r>
     </w:p>
     <w:p>
-      <w:r>
+      <w:pPr>
+        <w:spacing w:line="336" w:lineRule="auto" w:after="180"/>
+      </w:pPr>
+      <w:r>
+        <w:rPr>
+          <w:b w:val="0"/>
+        </w:rPr>
         <w:t>5 • EXPLAIN LIMITS: Say when the result should not be trusted or used alone.</w:t>
       </w:r>
     </w:p>
     <w:p>
-      <w:r>
-        <w:t>My strongest evidence of independent understanding:</w:t>
+      <w:pPr>
+        <w:spacing w:line="336" w:lineRule="auto" w:after="180"/>
+      </w:pPr>
+      <w:r>
+        <w:rPr>
+          <w:b w:val="0"/>
+        </w:rPr>
+        <w:t xml:space="preserve">My strongest </w:t>
+      </w:r>
+      <w:r>
+        <w:rPr>
+          <w:b/>
+        </w:rPr>
+        <w:t>evidence</w:t>
+      </w:r>
+      <w:r>
+        <w:rPr>
+          <w:b w:val="0"/>
+        </w:rPr>
+        <w:t xml:space="preserve"> of independent understanding:</w:t>
       </w:r>
     </w:p>
     <w:p>
@@ -3177,16 +5114,39 @@
     </w:p>
     <w:p>
       <w:r>
+        <w:t>Apply this week’s idea to Verified Study Buddy. Keep an annotated decision and the evidence supporting it.</w:t>
+      </w:r>
+    </w:p>
+    <w:p>
+      <w:pPr>
+        <w:spacing w:line="336" w:lineRule="auto" w:after="180"/>
+      </w:pPr>
+      <w:r>
+        <w:rPr>
+          <w:b/>
+        </w:rPr>
         <w:t>CUMULATIVE PROJECT</w:t>
       </w:r>
     </w:p>
     <w:p>
-      <w:r>
+      <w:pPr>
+        <w:spacing w:line="336" w:lineRule="auto" w:after="180"/>
+      </w:pPr>
+      <w:r>
+        <w:rPr>
+          <w:b w:val="0"/>
+        </w:rPr>
         <w:t>Verified Study Buddy</w:t>
       </w:r>
     </w:p>
     <w:p>
-      <w:r>
+      <w:pPr>
+        <w:spacing w:line="336" w:lineRule="auto" w:after="180"/>
+      </w:pPr>
+      <w:r>
+        <w:rPr>
+          <w:b w:val="0"/>
+        </w:rPr>
         <w:t>Every week adds one inspectable piece. The system must show how it reached a result.</w:t>
       </w:r>
     </w:p>
@@ -3227,17 +5187,75 @@
       </w:r>
     </w:p>
     <w:p>
-      <w:r>
-        <w:t>THIS WEEK’S CHECKPOINT  Require answer, source snippet, citation, uncertainty, and next-question fields.</w:t>
-      </w:r>
-    </w:p>
-    <w:p>
-      <w:r>
-        <w:t>SYSTEM MAP  Learner need → prompt/schema → approved sources/retrieval → model/tool → structured answer → verification → human decision</w:t>
-      </w:r>
-    </w:p>
-    <w:p>
-      <w:r>
+      <w:pPr>
+        <w:spacing w:line="336" w:lineRule="auto" w:after="180"/>
+      </w:pPr>
+      <w:r>
+        <w:rPr>
+          <w:b w:val="0"/>
+        </w:rPr>
+        <w:t xml:space="preserve">THIS WEEK’S CHECKPOINT  Require answer, source snippet, citation, uncertainty, and next-question </w:t>
+      </w:r>
+      <w:r>
+        <w:rPr>
+          <w:b/>
+        </w:rPr>
+        <w:t>field</w:t>
+      </w:r>
+      <w:r>
+        <w:rPr>
+          <w:b w:val="0"/>
+        </w:rPr>
+        <w:t>s.</w:t>
+      </w:r>
+    </w:p>
+    <w:p>
+      <w:pPr>
+        <w:pStyle w:val="Heading3"/>
+      </w:pPr>
+      <w:r>
+        <w:t>Trace the system</w:t>
+      </w:r>
+    </w:p>
+    <w:p>
+      <w:pPr>
+        <w:spacing w:line="336" w:lineRule="auto" w:after="180"/>
+        <w:shd w:fill="EDF7F3"/>
+      </w:pPr>
+      <w:r>
+        <w:rPr>
+          <w:b w:val="0"/>
+        </w:rPr>
+        <w:t>SYSTEM MAP  Learner need → prompt/</w:t>
+      </w:r>
+      <w:r>
+        <w:rPr>
+          <w:b/>
+        </w:rPr>
+        <w:t>schema</w:t>
+      </w:r>
+      <w:r>
+        <w:rPr>
+          <w:b w:val="0"/>
+        </w:rPr>
+        <w:t xml:space="preserve"> → approved sources/retrieval → model/tool → structured answer → verification → </w:t>
+      </w:r>
+      <w:r>
+        <w:rPr>
+          <w:b/>
+        </w:rPr>
+        <w:t>human decision</w:t>
+      </w:r>
+    </w:p>
+    <w:p>
+      <w:pPr>
+        <w:spacing w:line="336" w:lineRule="auto" w:after="180"/>
+        <w:shd w:fill="F5F1FB"/>
+      </w:pPr>
+      <w:r>
+        <w:rPr>
+          <w:b w:val="0"/>
+        </w:rPr>
         <w:t>What will you add, change, or verify in the project this week?</w:t>
       </w:r>
     </w:p>
@@ -3275,8 +5293,27 @@
       </w:r>
     </w:p>
     <w:p>
-      <w:r>
-        <w:t>What should remain under human control?</w:t>
+      <w:pPr>
+        <w:spacing w:line="336" w:lineRule="auto" w:after="180"/>
+        <w:shd w:fill="F5F1FB"/>
+      </w:pPr>
+      <w:r>
+        <w:rPr>
+          <w:b w:val="0"/>
+        </w:rPr>
+        <w:t xml:space="preserve">What should remain under </w:t>
+      </w:r>
+      <w:r>
+        <w:rPr>
+          <w:b/>
+        </w:rPr>
+        <w:t>human control</w:t>
+      </w:r>
+      <w:r>
+        <w:rPr>
+          <w:b w:val="0"/>
+        </w:rPr>
+        <w:t>?</w:t>
       </w:r>
     </w:p>
     <w:p>
@@ -3313,21 +5350,78 @@
       </w:r>
     </w:p>
     <w:p>
-      <w:r>
-        <w:t>RESPONSIBLE DESIGN  Collect only necessary information. Show uncertainty and limits. Never confuse fluent output with verified truth.</w:t>
-      </w:r>
-    </w:p>
-    <w:p>
       <w:pPr>
         <w:pStyle w:val="Heading3"/>
       </w:pPr>
       <w:r>
+        <w:t>Responsible design</w:t>
+      </w:r>
+    </w:p>
+    <w:p>
+      <w:pPr>
+        <w:spacing w:line="336" w:lineRule="auto" w:after="180"/>
+        <w:shd w:fill="FFF5E6"/>
+      </w:pPr>
+      <w:r>
+        <w:rPr>
+          <w:b w:val="0"/>
+        </w:rPr>
+        <w:t xml:space="preserve">RESPONSIBLE DESIGN  Collect only necessary information. Show uncertainty and limits. Never confuse fluent </w:t>
+      </w:r>
+      <w:r>
+        <w:rPr>
+          <w:b/>
+        </w:rPr>
+        <w:t>output</w:t>
+      </w:r>
+      <w:r>
+        <w:rPr>
+          <w:b w:val="0"/>
+        </w:rPr>
+        <w:t xml:space="preserve"> with verified truth.</w:t>
+      </w:r>
+    </w:p>
+    <w:p>
+      <w:pPr>
+        <w:pStyle w:val="Heading3"/>
+      </w:pPr>
+      <w:r>
         <w:t>Evidence for your project</w:t>
       </w:r>
     </w:p>
     <w:p>
-      <w:r>
-        <w:t>Validate Study Buddy outputs before another program consumes them; retain source IDs and separate syntax/type/support failures.</w:t>
+      <w:pPr>
+        <w:spacing w:line="336" w:lineRule="auto" w:after="180"/>
+      </w:pPr>
+      <w:r>
+        <w:rPr>
+          <w:b w:val="0"/>
+        </w:rPr>
+        <w:t xml:space="preserve">Validate Study Buddy </w:t>
+      </w:r>
+      <w:r>
+        <w:rPr>
+          <w:b/>
+        </w:rPr>
+        <w:t>output</w:t>
+      </w:r>
+      <w:r>
+        <w:rPr>
+          <w:b w:val="0"/>
+        </w:rPr>
+        <w:t>s before another program consumes them; retain source IDs and separate syntax/</w:t>
+      </w:r>
+      <w:r>
+        <w:rPr>
+          <w:b/>
+        </w:rPr>
+        <w:t>type</w:t>
+      </w:r>
+      <w:r>
+        <w:rPr>
+          <w:b w:val="0"/>
+        </w:rPr>
+        <w:t>/support failures.</w:t>
       </w:r>
     </w:p>
     <w:p>
@@ -3340,16 +5434,48 @@
     </w:p>
     <w:p>
       <w:r>
+        <w:t>Use a genuinely new case for independent evidence. Previously discussed examples remain practice; use the separately named independent case before feedback.</w:t>
+      </w:r>
+    </w:p>
+    <w:p>
+      <w:pPr>
+        <w:pStyle w:val="Heading3"/>
+      </w:pPr>
+      <w:r>
+        <w:t>Independent evidence</w:t>
+      </w:r>
+    </w:p>
+    <w:p>
+      <w:pPr>
+        <w:spacing w:line="336" w:lineRule="auto" w:after="180"/>
+        <w:shd w:fill="FFF5E6"/>
+      </w:pPr>
+      <w:r>
+        <w:rPr>
+          <w:b w:val="0"/>
+        </w:rPr>
         <w:t>INDEPENDENT MASTERY PROOF</w:t>
       </w:r>
     </w:p>
     <w:p>
-      <w:r>
+      <w:pPr>
+        <w:spacing w:line="336" w:lineRule="auto" w:after="180"/>
+      </w:pPr>
+      <w:r>
+        <w:rPr>
+          <w:b w:val="0"/>
+        </w:rPr>
         <w:t>Explain • Transfer • Test • Defend</w:t>
       </w:r>
     </w:p>
     <w:p>
-      <w:r>
+      <w:pPr>
+        <w:spacing w:line="336" w:lineRule="auto" w:after="180"/>
+      </w:pPr>
+      <w:r>
+        <w:rPr>
+          <w:b w:val="0"/>
+        </w:rPr>
         <w:t>Complete this page without copying the worked example. Your reasoning matters more than decoration.</w:t>
       </w:r>
     </w:p>
@@ -3390,12 +5516,46 @@
       </w:r>
     </w:p>
     <w:p>
-      <w:r>
-        <w:t>CHALLENGE  Request fields, then check missing and invalid values.</w:t>
-      </w:r>
-    </w:p>
-    <w:p>
-      <w:r>
+      <w:pPr>
+        <w:pStyle w:val="Heading3"/>
+      </w:pPr>
+      <w:r>
+        <w:t>Try a more demanding case</w:t>
+      </w:r>
+    </w:p>
+    <w:p>
+      <w:pPr>
+        <w:spacing w:line="336" w:lineRule="auto" w:after="180"/>
+        <w:shd w:fill="F5F1FB"/>
+      </w:pPr>
+      <w:r>
+        <w:rPr>
+          <w:b w:val="0"/>
+        </w:rPr>
+        <w:t xml:space="preserve">CHALLENGE  Request </w:t>
+      </w:r>
+      <w:r>
+        <w:rPr>
+          <w:b/>
+        </w:rPr>
+        <w:t>field</w:t>
+      </w:r>
+      <w:r>
+        <w:rPr>
+          <w:b w:val="0"/>
+        </w:rPr>
+        <w:t>s, then check missing and invalid values.</w:t>
+      </w:r>
+    </w:p>
+    <w:p>
+      <w:pPr>
+        <w:spacing w:line="336" w:lineRule="auto" w:after="180"/>
+        <w:shd w:fill="F4F9FC"/>
+      </w:pPr>
+      <w:r>
+        <w:rPr>
+          <w:b w:val="0"/>
+        </w:rPr>
         <w:t>1. My fresh example, trace, calculation, or design:</w:t>
       </w:r>
     </w:p>
@@ -3433,8 +5593,27 @@
       </w:r>
     </w:p>
     <w:p>
-      <w:r>
-        <w:t>2. My evidence that it works (include a boundary or missing-data case):</w:t>
+      <w:pPr>
+        <w:spacing w:line="336" w:lineRule="auto" w:after="180"/>
+        <w:shd w:fill="F4F9FC"/>
+      </w:pPr>
+      <w:r>
+        <w:rPr>
+          <w:b w:val="0"/>
+        </w:rPr>
+        <w:t xml:space="preserve">2. My </w:t>
+      </w:r>
+      <w:r>
+        <w:rPr>
+          <w:b/>
+        </w:rPr>
+        <w:t>evidence</w:t>
+      </w:r>
+      <w:r>
+        <w:rPr>
+          <w:b w:val="0"/>
+        </w:rPr>
+        <w:t xml:space="preserve"> that it works (include a boundary or missing-data case):</w:t>
       </w:r>
     </w:p>
     <w:p>
@@ -3471,7 +5650,14 @@
       </w:r>
     </w:p>
     <w:p>
-      <w:r>
+      <w:pPr>
+        <w:spacing w:line="336" w:lineRule="auto" w:after="180"/>
+        <w:shd w:fill="F4F9FC"/>
+      </w:pPr>
+      <w:r>
+        <w:rPr>
+          <w:b w:val="0"/>
+        </w:rPr>
         <w:t>3. One limitation, fairness concern, or situation needing human review:</w:t>
       </w:r>
     </w:p>
@@ -3509,8 +5695,47 @@
       </w:r>
     </w:p>
     <w:p>
-      <w:r>
-        <w:t>SELF-CHECK  □ I explained the mechanism  □ I used evidence  □ I tested a fresh case  □ I named a limitation  □ I can answer ‘why?’</w:t>
+      <w:pPr>
+        <w:pStyle w:val="Heading3"/>
+      </w:pPr>
+      <w:r>
+        <w:t>Check your explanation</w:t>
+      </w:r>
+    </w:p>
+    <w:p>
+      <w:pPr>
+        <w:spacing w:line="336" w:lineRule="auto" w:after="180"/>
+        <w:shd w:fill="F5F1FB"/>
+      </w:pPr>
+      <w:r>
+        <w:rPr>
+          <w:b w:val="0"/>
+        </w:rPr>
+        <w:t xml:space="preserve">SELF-CHECK  □ I explained the </w:t>
+      </w:r>
+      <w:r>
+        <w:rPr>
+          <w:b/>
+        </w:rPr>
+        <w:t>mechanism</w:t>
+      </w:r>
+      <w:r>
+        <w:rPr>
+          <w:b w:val="0"/>
+        </w:rPr>
+        <w:t xml:space="preserve">  □ I used </w:t>
+      </w:r>
+      <w:r>
+        <w:rPr>
+          <w:b/>
+        </w:rPr>
+        <w:t>evidence</w:t>
+      </w:r>
+      <w:r>
+        <w:rPr>
+          <w:b w:val="0"/>
+        </w:rPr>
+        <w:t xml:space="preserve">  □ I tested a fresh case  □ I named a limitation  □ I can answer ‘why?’</w:t>
       </w:r>
     </w:p>
     <w:p>
@@ -3522,6 +5747,11 @@
       </w:r>
     </w:p>
     <w:p>
+      <w:r>
+        <w:t>Revisit the complete Structured Output and Schemas case for supported practice. Repeated examples do not become fresh assessments.</w:t>
+      </w:r>
+    </w:p>
+    <w:p>
       <w:pPr>
         <w:pStyle w:val="Heading3"/>
       </w:pPr>
@@ -3530,7 +5760,13 @@
       </w:r>
     </w:p>
     <w:p>
-      <w:r>
+      <w:pPr>
+        <w:spacing w:line="336" w:lineRule="auto" w:after="180"/>
+      </w:pPr>
+      <w:r>
+        <w:rPr>
+          <w:b w:val="0"/>
+        </w:rPr>
         <w:t>Use the supplied details to practise the weekly concept before attempting the independent question. This case extends the illustrated lesson.</w:t>
       </w:r>
     </w:p>
@@ -3543,8 +5779,32 @@
       </w:r>
     </w:p>
     <w:p>
-      <w:r>
-        <w:t>Schema requires title text and pages number. Output is {"title":"River","pages":"80"}.</w:t>
+      <w:pPr>
+        <w:spacing w:line="336" w:lineRule="auto" w:after="180"/>
+      </w:pPr>
+      <w:r>
+        <w:rPr>
+          <w:b/>
+        </w:rPr>
+        <w:t>Schema</w:t>
+      </w:r>
+      <w:r>
+        <w:rPr>
+          <w:b w:val="0"/>
+        </w:rPr>
+        <w:t xml:space="preserve"> requires title text and pages number. </w:t>
+      </w:r>
+      <w:r>
+        <w:rPr>
+          <w:b/>
+        </w:rPr>
+        <w:t>Output</w:t>
+      </w:r>
+      <w:r>
+        <w:rPr>
+          <w:b w:val="0"/>
+        </w:rPr>
+        <w:t xml:space="preserve"> is {"title":"River","pages":"80"}.</w:t>
       </w:r>
     </w:p>
     <w:p>
@@ -3556,7 +5816,13 @@
       </w:r>
     </w:p>
     <w:p>
-      <w:r>
+      <w:pPr>
+        <w:spacing w:line="336" w:lineRule="auto" w:after="180"/>
+      </w:pPr>
+      <w:r>
+        <w:rPr>
+          <w:b w:val="0"/>
+        </w:rPr>
         <w:t>Diagnose the shape error.</w:t>
       </w:r>
     </w:p>
@@ -3569,8 +5835,26 @@
       </w:r>
     </w:p>
     <w:p>
-      <w:r>
-        <w:t>Pages is a string, not a number. Use numeric 80. Structure validation does not verify the real page count.</w:t>
+      <w:pPr>
+        <w:spacing w:line="336" w:lineRule="auto" w:after="180"/>
+      </w:pPr>
+      <w:r>
+        <w:rPr>
+          <w:b w:val="0"/>
+        </w:rPr>
+        <w:t xml:space="preserve">Pages is a string, not a number. Use numeric 80. Structure </w:t>
+      </w:r>
+      <w:r>
+        <w:rPr>
+          <w:b/>
+        </w:rPr>
+        <w:t>validation</w:t>
+      </w:r>
+      <w:r>
+        <w:rPr>
+          <w:b w:val="0"/>
+        </w:rPr>
+        <w:t xml:space="preserve"> does not verify the real page count.</w:t>
       </w:r>
     </w:p>
     <w:p>
@@ -3582,7 +5866,14 @@
       </w:r>
     </w:p>
     <w:p>
-      <w:r>
+      <w:pPr>
+        <w:spacing w:line="336" w:lineRule="auto" w:after="180"/>
+        <w:shd w:fill="F5F1FB"/>
+      </w:pPr>
+      <w:r>
+        <w:rPr>
+          <w:b w:val="0"/>
+        </w:rPr>
         <w:t>Which detail supports the answer, and why does it matter?</w:t>
       </w:r>
     </w:p>
@@ -3738,18 +6029,66 @@
       </w:tr>
     </w:tbl>
     <w:p>
-      <w:r>
-        <w:t>Schema requires title text and pages number. Output is {"title":"River","pages":"80"}.</w:t>
-      </w:r>
-    </w:p>
-    <w:p>
-      <w:r>
+      <w:pPr>
+        <w:spacing w:line="336" w:lineRule="auto" w:after="180"/>
+      </w:pPr>
+      <w:r>
+        <w:rPr>
+          <w:b/>
+        </w:rPr>
+        <w:t>Schema</w:t>
+      </w:r>
+      <w:r>
+        <w:rPr>
+          <w:b w:val="0"/>
+        </w:rPr>
+        <w:t xml:space="preserve"> requires title text and pages number. </w:t>
+      </w:r>
+      <w:r>
+        <w:rPr>
+          <w:b/>
+        </w:rPr>
+        <w:t>Output</w:t>
+      </w:r>
+      <w:r>
+        <w:rPr>
+          <w:b w:val="0"/>
+        </w:rPr>
+        <w:t xml:space="preserve"> is {"title":"River","pages":"80"}.</w:t>
+      </w:r>
+    </w:p>
+    <w:p>
+      <w:pPr>
+        <w:spacing w:line="336" w:lineRule="auto" w:after="180"/>
+      </w:pPr>
+      <w:r>
+        <w:rPr>
+          <w:b w:val="0"/>
+        </w:rPr>
         <w:t>Diagnose the shape error.</w:t>
       </w:r>
     </w:p>
     <w:p>
-      <w:r>
-        <w:t>Pages is a string, not a number. Use numeric 80. Structure validation does not verify the real page count.</w:t>
+      <w:pPr>
+        <w:spacing w:line="336" w:lineRule="auto" w:after="180"/>
+      </w:pPr>
+      <w:r>
+        <w:rPr>
+          <w:b w:val="0"/>
+        </w:rPr>
+        <w:t xml:space="preserve">Pages is a string, not a number. Use numeric 80. Structure </w:t>
+      </w:r>
+      <w:r>
+        <w:rPr>
+          <w:b/>
+        </w:rPr>
+        <w:t>validation</w:t>
+      </w:r>
+      <w:r>
+        <w:rPr>
+          <w:b w:val="0"/>
+        </w:rPr>
+        <w:t xml:space="preserve"> does not verify the real page count.</w:t>
       </w:r>
     </w:p>
     <w:p>
@@ -3761,6 +6100,11 @@
       </w:r>
     </w:p>
     <w:p>
+      <w:r>
+        <w:t>Attempt the reserved new case before feedback. Record support; the earlier examples below remain additional practice.</w:t>
+      </w:r>
+    </w:p>
+    <w:p>
       <w:pPr>
         <w:pStyle w:val="Heading3"/>
       </w:pPr>
@@ -3769,8 +6113,37 @@
       </w:r>
     </w:p>
     <w:p>
-      <w:r>
-        <w:t>Sources A approve room F and B register F capacity 9. Object X has supported,F,9,[A,B] with exactly the required fields. Y replaces 9 with "9". Z keeps integer 9 but names room G. Trace the first failing layer for each and explain the difference.</w:t>
+      <w:pPr>
+        <w:spacing w:line="336" w:lineRule="auto" w:after="180"/>
+      </w:pPr>
+      <w:r>
+        <w:rPr>
+          <w:b w:val="0"/>
+        </w:rPr>
+        <w:t xml:space="preserve">Sources A approve room F and B register F capacity 9. Object X has supported,F,9,[A,B] with exactly the required </w:t>
+      </w:r>
+      <w:r>
+        <w:rPr>
+          <w:b/>
+        </w:rPr>
+        <w:t>field</w:t>
+      </w:r>
+      <w:r>
+        <w:rPr>
+          <w:b w:val="0"/>
+        </w:rPr>
+        <w:t>s. Y replaces 9 with "9". Z keeps integer 9 but names room G.</w:t>
+      </w:r>
+    </w:p>
+    <w:p>
+      <w:pPr>
+        <w:spacing w:line="336" w:lineRule="auto" w:after="180"/>
+      </w:pPr>
+      <w:r>
+        <w:rPr>
+          <w:b w:val="0"/>
+        </w:rPr>
+        <w:t>Trace the first failing layer for each and explain the difference.</w:t>
       </w:r>
     </w:p>
     <w:p>
@@ -3817,7 +6190,13 @@
       </w:r>
     </w:p>
     <w:p>
-      <w:r>
+      <w:pPr>
+        <w:spacing w:line="336" w:lineRule="auto" w:after="180"/>
+      </w:pPr>
+      <w:r>
+        <w:rPr>
+          <w:b w:val="0"/>
+        </w:rPr>
         <w:t>Attempt this case before feedback. Record any help. Earlier examples below are further practice; a case already practised with feedback cannot establish fresh transfer.</w:t>
       </w:r>
     </w:p>
@@ -3830,18 +6209,66 @@
       </w:r>
     </w:p>
     <w:p>
-      <w:r>
+      <w:pPr>
+        <w:spacing w:line="336" w:lineRule="auto" w:after="180"/>
+      </w:pPr>
+      <w:r>
+        <w:rPr>
+          <w:b w:val="0"/>
+        </w:rPr>
         <w:t>Close the worked explanation. Apply the idea to this different question without copying.</w:t>
       </w:r>
     </w:p>
     <w:p>
-      <w:r>
-        <w:t>A required schema has title as text and count as an integer. The output is {"title":"Seeds","count":"three"}. Identify the error and give a valid replacement.</w:t>
-      </w:r>
-    </w:p>
-    <w:p>
-      <w:r>
-        <w:t>My answer, with a trace, calculation or supporting evidence</w:t>
+      <w:pPr>
+        <w:spacing w:line="336" w:lineRule="auto" w:after="180"/>
+      </w:pPr>
+      <w:r>
+        <w:rPr>
+          <w:b w:val="0"/>
+        </w:rPr>
+        <w:t xml:space="preserve">A required </w:t>
+      </w:r>
+      <w:r>
+        <w:rPr>
+          <w:b/>
+        </w:rPr>
+        <w:t>schema</w:t>
+      </w:r>
+      <w:r>
+        <w:rPr>
+          <w:b w:val="0"/>
+        </w:rPr>
+        <w:t xml:space="preserve"> has title as text and count as an integer. The </w:t>
+      </w:r>
+      <w:r>
+        <w:rPr>
+          <w:b/>
+        </w:rPr>
+        <w:t>output</w:t>
+      </w:r>
+      <w:r>
+        <w:rPr>
+          <w:b w:val="0"/>
+        </w:rPr>
+        <w:t xml:space="preserve"> is {"title":"Seeds","count":"three"}. Identify the error and give a valid replacement.</w:t>
+      </w:r>
+    </w:p>
+    <w:p>
+      <w:pPr>
+        <w:spacing w:line="336" w:lineRule="auto" w:after="180"/>
+      </w:pPr>
+      <w:r>
+        <w:rPr>
+          <w:b w:val="0"/>
+        </w:rPr>
+        <w:t xml:space="preserve">My answer, with a trace, calculation or supporting </w:t>
+      </w:r>
+      <w:r>
+        <w:rPr>
+          <w:b/>
+        </w:rPr>
+        <w:t>evidence</w:t>
       </w:r>
     </w:p>
     <w:p>
@@ -3886,13 +6313,37 @@
       </w:r>
     </w:p>
     <w:p>
-      <w:r>
+      <w:pPr>
+        <w:spacing w:line="336" w:lineRule="auto" w:after="180"/>
+      </w:pPr>
+      <w:r>
+        <w:rPr>
+          <w:b w:val="0"/>
+        </w:rPr>
         <w:t>Change one relevant detail. Predict the result before testing. Include a boundary or missing-information case when it helps reveal a limit.</w:t>
       </w:r>
     </w:p>
     <w:p>
-      <w:r>
-        <w:t>My changed input and expected result</w:t>
+      <w:pPr>
+        <w:spacing w:line="336" w:lineRule="auto" w:after="180"/>
+      </w:pPr>
+      <w:r>
+        <w:rPr>
+          <w:b w:val="0"/>
+        </w:rPr>
+        <w:t xml:space="preserve">My changed </w:t>
+      </w:r>
+      <w:r>
+        <w:rPr>
+          <w:b/>
+        </w:rPr>
+        <w:t>input</w:t>
+      </w:r>
+      <w:r>
+        <w:rPr>
+          <w:b w:val="0"/>
+        </w:rPr>
+        <w:t xml:space="preserve"> and expected result</w:t>
       </w:r>
     </w:p>
     <w:p>
@@ -3937,13 +6388,49 @@
       </w:r>
     </w:p>
     <w:p>
-      <w:r>
-        <w:t>Require answer, source snippet, citation, uncertainty, and next-question fields.</w:t>
-      </w:r>
-    </w:p>
-    <w:p>
-      <w:r>
-        <w:t>The evidence I will keep</w:t>
+      <w:pPr>
+        <w:spacing w:line="336" w:lineRule="auto" w:after="180"/>
+      </w:pPr>
+      <w:r>
+        <w:rPr>
+          <w:b w:val="0"/>
+        </w:rPr>
+        <w:t xml:space="preserve">Require answer, source snippet, citation, uncertainty, and next-question </w:t>
+      </w:r>
+      <w:r>
+        <w:rPr>
+          <w:b/>
+        </w:rPr>
+        <w:t>field</w:t>
+      </w:r>
+      <w:r>
+        <w:rPr>
+          <w:b w:val="0"/>
+        </w:rPr>
+        <w:t>s.</w:t>
+      </w:r>
+    </w:p>
+    <w:p>
+      <w:pPr>
+        <w:spacing w:line="336" w:lineRule="auto" w:after="180"/>
+      </w:pPr>
+      <w:r>
+        <w:rPr>
+          <w:b w:val="0"/>
+        </w:rPr>
+        <w:t xml:space="preserve">The </w:t>
+      </w:r>
+      <w:r>
+        <w:rPr>
+          <w:b/>
+        </w:rPr>
+        <w:t>evidence</w:t>
+      </w:r>
+      <w:r>
+        <w:rPr>
+          <w:b w:val="0"/>
+        </w:rPr>
+        <w:t xml:space="preserve"> I will keep</w:t>
       </w:r>
     </w:p>
     <w:p>
@@ -3980,8 +6467,26 @@
       </w:r>
     </w:p>
     <w:p>
-      <w:r>
-        <w:t>Your teacher has the independent answer and scoring criteria. Complete the matching workbook week to keep your practice evidence together.</w:t>
+      <w:pPr>
+        <w:spacing w:line="336" w:lineRule="auto" w:after="180"/>
+      </w:pPr>
+      <w:r>
+        <w:rPr>
+          <w:b w:val="0"/>
+        </w:rPr>
+        <w:t xml:space="preserve">Your teacher has the independent answer and scoring criteria. Complete the matching workbook week to keep your practice </w:t>
+      </w:r>
+      <w:r>
+        <w:rPr>
+          <w:b/>
+        </w:rPr>
+        <w:t>evidence</w:t>
+      </w:r>
+      <w:r>
+        <w:rPr>
+          <w:b w:val="0"/>
+        </w:rPr>
+        <w:t xml:space="preserve"> together.</w:t>
       </w:r>
     </w:p>
     <w:p>
@@ -3993,8 +6498,33 @@
       </w:r>
     </w:p>
     <w:p>
-      <w:r>
-        <w:t>Schema requires title:text and pages:number. Output is {"title":"Cloud","pages":"80"}. Fix its structural error. Would the repaired object prove the book really has 80 pages?</w:t>
+      <w:pPr>
+        <w:spacing w:line="336" w:lineRule="auto" w:after="180"/>
+        <w:shd w:fill="F5F1FB"/>
+      </w:pPr>
+      <w:r>
+        <w:rPr>
+          <w:b/>
+        </w:rPr>
+        <w:t>Schema</w:t>
+      </w:r>
+      <w:r>
+        <w:rPr>
+          <w:b w:val="0"/>
+        </w:rPr>
+        <w:t xml:space="preserve"> requires title:text and pages:number. </w:t>
+      </w:r>
+      <w:r>
+        <w:rPr>
+          <w:b/>
+        </w:rPr>
+        <w:t>Output</w:t>
+      </w:r>
+      <w:r>
+        <w:rPr>
+          <w:b w:val="0"/>
+        </w:rPr>
+        <w:t xml:space="preserve"> is {"title":"Cloud","pages":"80"}. Fix its structural error. Would the repaired object prove the book really has 80 pages?</w:t>
       </w:r>
     </w:p>
     <w:p>
@@ -4049,8 +6579,25 @@
       </w:r>
     </w:p>
     <w:p>
-      <w:r>
-        <w:t>Attempt the independent case before hints. Record whether you worked alone, used a hint or followed a model. After feedback, fix the first unsupported step and explain why it changed. A later check uses a changed case, not a copied answer.</w:t>
+      <w:pPr>
+        <w:spacing w:line="336" w:lineRule="auto" w:after="180"/>
+      </w:pPr>
+      <w:r>
+        <w:rPr>
+          <w:b w:val="0"/>
+        </w:rPr>
+        <w:t>Attempt the independent case before hints. Record whether you worked alone, used a hint or followed a model. After feedback, fix the first unsupported step and explain why it changed.</w:t>
+      </w:r>
+    </w:p>
+    <w:p>
+      <w:pPr>
+        <w:spacing w:line="336" w:lineRule="auto" w:after="180"/>
+      </w:pPr>
+      <w:r>
+        <w:rPr>
+          <w:b w:val="0"/>
+        </w:rPr>
+        <w:t>A later check uses a changed case, not a copied answer.</w:t>
       </w:r>
     </w:p>
     <w:p>
@@ -4063,6 +6610,17 @@
     </w:p>
     <w:p>
       <w:r>
+        <w:t>Use this map to navigate Structured Output and Schemas, connect the goals to tasks and keep one evidence record for each attempt.</w:t>
+      </w:r>
+    </w:p>
+    <w:p>
+      <w:pPr>
+        <w:spacing w:line="336" w:lineRule="auto" w:after="180"/>
+      </w:pPr>
+      <w:r>
+        <w:rPr>
+          <w:b w:val="0"/>
+        </w:rPr>
         <w:t>Start with this question: A fictional Study Buddy returns a machine-readable book fact.</w:t>
       </w:r>
     </w:p>
@@ -4169,13 +6727,61 @@
       </w:tr>
     </w:tbl>
     <w:p>
-      <w:r>
-        <w:t>Remember → watch and explain → try with help → investigate → try independently → keep project evidence. Your teacher may spread this lesson across several classes.</w:t>
-      </w:r>
-    </w:p>
-    <w:p>
-      <w:r>
-        <w:t>Keep your first prediction. Compare it with what the evidence shows and explain any change.</w:t>
+      <w:pPr>
+        <w:spacing w:line="336" w:lineRule="auto" w:after="180"/>
+      </w:pPr>
+      <w:r>
+        <w:rPr>
+          <w:b w:val="0"/>
+        </w:rPr>
+        <w:t xml:space="preserve">Remember → watch and explain → try with help → investigate → try independently → keep project </w:t>
+      </w:r>
+      <w:r>
+        <w:rPr>
+          <w:b/>
+        </w:rPr>
+        <w:t>evidence</w:t>
+      </w:r>
+      <w:r>
+        <w:rPr>
+          <w:b w:val="0"/>
+        </w:rPr>
+        <w:t>. Your teacher may spread this lesson across several classes.</w:t>
+      </w:r>
+    </w:p>
+    <w:p>
+      <w:pPr>
+        <w:spacing w:line="336" w:lineRule="auto" w:after="180"/>
+      </w:pPr>
+      <w:r>
+        <w:rPr>
+          <w:b w:val="0"/>
+        </w:rPr>
+        <w:t xml:space="preserve">Keep your first </w:t>
+      </w:r>
+      <w:r>
+        <w:rPr>
+          <w:b/>
+        </w:rPr>
+        <w:t>prediction</w:t>
+      </w:r>
+      <w:r>
+        <w:rPr>
+          <w:b w:val="0"/>
+        </w:rPr>
+        <w:t xml:space="preserve">. Compare it with what the </w:t>
+      </w:r>
+      <w:r>
+        <w:rPr>
+          <w:b/>
+        </w:rPr>
+        <w:t>evidence</w:t>
+      </w:r>
+      <w:r>
+        <w:rPr>
+          <w:b w:val="0"/>
+        </w:rPr>
+        <w:t xml:space="preserve"> shows and explain any change.</w:t>
       </w:r>
     </w:p>
     <w:p>
@@ -4188,7 +6794,30 @@
     </w:p>
     <w:p>
       <w:r>
-        <w:t>Close your notes. Explain this goal in your own words: Separate JSON parsing, schema validation and source support checks</w:t>
+        <w:t>Explain Structured Output and Schemas without notes, identify a remaining question and plan a later check with a changed case.</w:t>
+      </w:r>
+    </w:p>
+    <w:p>
+      <w:pPr>
+        <w:spacing w:line="336" w:lineRule="auto" w:after="180"/>
+      </w:pPr>
+      <w:r>
+        <w:rPr>
+          <w:b w:val="0"/>
+        </w:rPr>
+        <w:t xml:space="preserve">Close your notes. Explain this goal in your own words: Separate JSON parsing, </w:t>
+      </w:r>
+      <w:r>
+        <w:rPr>
+          <w:b/>
+        </w:rPr>
+        <w:t>schema validation</w:t>
+      </w:r>
+      <w:r>
+        <w:rPr>
+          <w:b w:val="0"/>
+        </w:rPr>
+        <w:t xml:space="preserve"> and source support checks</w:t>
       </w:r>
     </w:p>
     <w:p>
@@ -4225,13 +6854,61 @@
       </w:r>
     </w:p>
     <w:p>
-      <w:r>
-        <w:t>If you are unsure, return to the worked picture and explain one arrow. If you are ready, change an input or assumption and justify your prediction.</w:t>
-      </w:r>
-    </w:p>
-    <w:p>
-      <w:r>
-        <w:t>Save your workbook evidence. At the next review, try a different case before opening your old answer.</w:t>
+      <w:pPr>
+        <w:spacing w:line="336" w:lineRule="auto" w:after="180"/>
+      </w:pPr>
+      <w:r>
+        <w:rPr>
+          <w:b w:val="0"/>
+        </w:rPr>
+        <w:t xml:space="preserve">If you are unsure, return to the worked picture and explain one arrow. If you are ready, change an </w:t>
+      </w:r>
+      <w:r>
+        <w:rPr>
+          <w:b/>
+        </w:rPr>
+        <w:t>input</w:t>
+      </w:r>
+      <w:r>
+        <w:rPr>
+          <w:b w:val="0"/>
+        </w:rPr>
+        <w:t xml:space="preserve"> or assumption and justify your </w:t>
+      </w:r>
+      <w:r>
+        <w:rPr>
+          <w:b/>
+        </w:rPr>
+        <w:t>prediction</w:t>
+      </w:r>
+      <w:r>
+        <w:rPr>
+          <w:b w:val="0"/>
+        </w:rPr>
+        <w:t>.</w:t>
+      </w:r>
+    </w:p>
+    <w:p>
+      <w:pPr>
+        <w:spacing w:line="336" w:lineRule="auto" w:after="180"/>
+      </w:pPr>
+      <w:r>
+        <w:rPr>
+          <w:b w:val="0"/>
+        </w:rPr>
+        <w:t xml:space="preserve">Save your workbook </w:t>
+      </w:r>
+      <w:r>
+        <w:rPr>
+          <w:b/>
+        </w:rPr>
+        <w:t>evidence</w:t>
+      </w:r>
+      <w:r>
+        <w:rPr>
+          <w:b w:val="0"/>
+        </w:rPr>
+        <w:t>. At the next review, try a different case before opening your old answer.</w:t>
       </w:r>
     </w:p>
     <w:p>
@@ -4244,11 +6921,28 @@
     </w:p>
     <w:p>
       <w:r>
+        <w:t>Attempt supported questions before using hints or feedback. Review a missing building block, then keep the completed work.</w:t>
+      </w:r>
+    </w:p>
+    <w:p>
+      <w:pPr>
+        <w:spacing w:line="336" w:lineRule="auto" w:after="180"/>
+      </w:pPr>
+      <w:r>
+        <w:rPr>
+          <w:b w:val="0"/>
+        </w:rPr>
         <w:t>Use this supported practice once, in the browser or on paper. Keep the reserved independent assessment for a separate first attempt before teacher feedback.</w:t>
       </w:r>
     </w:p>
     <w:p>
-      <w:r>
+      <w:pPr>
+        <w:spacing w:line="336" w:lineRule="auto" w:after="180"/>
+      </w:pPr>
+      <w:r>
+        <w:rPr>
+          <w:b w:val="0"/>
+        </w:rPr>
         <w:t>A fictional Study Buddy returns a machine-readable book fact.</w:t>
       </w:r>
     </w:p>
@@ -4261,27 +6955,85 @@
       </w:r>
     </w:p>
     <w:p>
-      <w:r>
-        <w:t>Which labelled step matches this detail? X passes syntax, declared schema and source comparison.</w:t>
-      </w:r>
-    </w:p>
-    <w:p>
-      <w:r>
+      <w:pPr>
+        <w:spacing w:line="336" w:lineRule="auto" w:after="180"/>
+      </w:pPr>
+      <w:r>
+        <w:rPr>
+          <w:b w:val="0"/>
+        </w:rPr>
+        <w:t xml:space="preserve">Which labelled step matches this detail? X passes syntax, declared </w:t>
+      </w:r>
+      <w:r>
+        <w:rPr>
+          <w:b/>
+        </w:rPr>
+        <w:t>schema</w:t>
+      </w:r>
+      <w:r>
+        <w:rPr>
+          <w:b w:val="0"/>
+        </w:rPr>
+        <w:t xml:space="preserve"> and source comparison.</w:t>
+      </w:r>
+    </w:p>
+    <w:p>
+      <w:pPr>
+        <w:spacing w:line="336" w:lineRule="auto" w:after="180"/>
+        <w:shd w:fill="F4F9FC"/>
+      </w:pPr>
+      <w:r>
+        <w:rPr>
+          <w:b w:val="0"/>
+        </w:rPr>
         <w:t>1. Meaning check</w:t>
       </w:r>
     </w:p>
     <w:p>
-      <w:r>
+      <w:pPr>
+        <w:spacing w:line="336" w:lineRule="auto" w:after="180"/>
+        <w:shd w:fill="F4F9FC"/>
+      </w:pPr>
+      <w:r>
+        <w:rPr>
+          <w:b w:val="0"/>
+        </w:rPr>
         <w:t>2. Accept X</w:t>
       </w:r>
     </w:p>
     <w:p>
-      <w:r>
-        <w:t>3. Schema check</w:t>
-      </w:r>
-    </w:p>
-    <w:p>
-      <w:r>
+      <w:pPr>
+        <w:spacing w:line="336" w:lineRule="auto" w:after="180"/>
+        <w:shd w:fill="F4F9FC"/>
+      </w:pPr>
+      <w:r>
+        <w:rPr>
+          <w:b w:val="0"/>
+        </w:rPr>
+        <w:t xml:space="preserve">3. </w:t>
+      </w:r>
+      <w:r>
+        <w:rPr>
+          <w:b/>
+        </w:rPr>
+        <w:t>Schema</w:t>
+      </w:r>
+      <w:r>
+        <w:rPr>
+          <w:b w:val="0"/>
+        </w:rPr>
+        <w:t xml:space="preserve"> check</w:t>
+      </w:r>
+    </w:p>
+    <w:p>
+      <w:pPr>
+        <w:spacing w:line="336" w:lineRule="auto" w:after="180"/>
+        <w:shd w:fill="F4F9FC"/>
+      </w:pPr>
+      <w:r>
+        <w:rPr>
+          <w:b w:val="0"/>
+        </w:rPr>
         <w:t>4. Parse</w:t>
       </w:r>
     </w:p>
@@ -4319,48 +7071,264 @@
       </w:r>
     </w:p>
     <w:p>
-      <w:r>
+      <w:pPr>
+        <w:pStyle w:val="Heading3"/>
+      </w:pPr>
+      <w:r>
+        <w:t>Hint · try first</w:t>
+      </w:r>
+    </w:p>
+    <w:p>
+      <w:pPr>
+        <w:spacing w:line="336" w:lineRule="auto" w:after="180"/>
+        <w:shd w:fill="F1F6F8"/>
+      </w:pPr>
+      <w:r>
+        <w:rPr>
+          <w:b w:val="0"/>
+        </w:rPr>
         <w:t>Hint if needed: Read the steps in the pictorial case. Match the supplied detail to the stage that performs or records it.</w:t>
       </w:r>
     </w:p>
     <w:p>
-      <w:r>
-        <w:t>After your attempt, compare with the supported explanation: Accept X X passes syntax, declared schema and source comparison. Parsing establishes that text forms a structured object. Schema checks establish required fields and types. Semantic validation compares their meaning with the approved source. These are different layers: a parseable, well-shaped object can still contain a false fact. Report the first failing layer without treating format success as factual success.</w:t>
-      </w:r>
-    </w:p>
-    <w:p>
       <w:pPr>
         <w:pStyle w:val="Heading3"/>
       </w:pPr>
       <w:r>
+        <w:t>Feedback · compare after trying</w:t>
+      </w:r>
+    </w:p>
+    <w:p>
+      <w:pPr>
+        <w:spacing w:line="336" w:lineRule="auto" w:after="180"/>
+        <w:shd w:fill="F1F6FC"/>
+      </w:pPr>
+      <w:r>
+        <w:rPr>
+          <w:b w:val="0"/>
+        </w:rPr>
+        <w:t xml:space="preserve">After your attempt, compare with the supported explanation: Accept X X passes syntax, declared </w:t>
+      </w:r>
+      <w:r>
+        <w:rPr>
+          <w:b/>
+        </w:rPr>
+        <w:t>schema</w:t>
+      </w:r>
+      <w:r>
+        <w:rPr>
+          <w:b w:val="0"/>
+        </w:rPr>
+        <w:t xml:space="preserve"> and source comparison. Parsing establishes that text forms a structured object.</w:t>
+      </w:r>
+    </w:p>
+    <w:p>
+      <w:pPr>
+        <w:spacing w:line="336" w:lineRule="auto" w:after="180"/>
+        <w:shd w:fill="F1F6FC"/>
+      </w:pPr>
+      <w:r>
+        <w:rPr>
+          <w:b/>
+        </w:rPr>
+        <w:t>Schema</w:t>
+      </w:r>
+      <w:r>
+        <w:rPr>
+          <w:b w:val="0"/>
+        </w:rPr>
+        <w:t xml:space="preserve"> checks establish required </w:t>
+      </w:r>
+      <w:r>
+        <w:rPr>
+          <w:b/>
+        </w:rPr>
+        <w:t>field</w:t>
+      </w:r>
+      <w:r>
+        <w:rPr>
+          <w:b w:val="0"/>
+        </w:rPr>
+        <w:t xml:space="preserve">s and </w:t>
+      </w:r>
+      <w:r>
+        <w:rPr>
+          <w:b/>
+        </w:rPr>
+        <w:t>type</w:t>
+      </w:r>
+      <w:r>
+        <w:rPr>
+          <w:b w:val="0"/>
+        </w:rPr>
+        <w:t xml:space="preserve">s. </w:t>
+      </w:r>
+      <w:r>
+        <w:rPr>
+          <w:b/>
+        </w:rPr>
+        <w:t>Semantic validation</w:t>
+      </w:r>
+      <w:r>
+        <w:rPr>
+          <w:b w:val="0"/>
+        </w:rPr>
+        <w:t xml:space="preserve"> compares their meaning with the approved source. These are different layers: a parseable, well-shaped object can still contain a false fact.</w:t>
+      </w:r>
+    </w:p>
+    <w:p>
+      <w:pPr>
+        <w:spacing w:line="336" w:lineRule="auto" w:after="180"/>
+        <w:shd w:fill="F1F6FC"/>
+      </w:pPr>
+      <w:r>
+        <w:rPr>
+          <w:b w:val="0"/>
+        </w:rPr>
+        <w:t>Report the first failing layer without treating format success as factual success.</w:t>
+      </w:r>
+    </w:p>
+    <w:p>
+      <w:pPr>
+        <w:pStyle w:val="Heading3"/>
+      </w:pPr>
+      <w:r>
         <w:t>Practice 2: explain the deciding evidence</w:t>
       </w:r>
     </w:p>
     <w:p>
-      <w:r>
-        <w:t>Changed-case practice: Add an extra field "rating":5 to X under the exactly-fields schema. Which conclusion is supported by the supplied facts?</w:t>
-      </w:r>
-    </w:p>
-    <w:p>
-      <w:r>
-        <w:t>1. This one example guarantees correct results for every future input.</w:t>
-      </w:r>
-    </w:p>
-    <w:p>
-      <w:r>
-        <w:t>2. The changed object fails schema despite keeping the correct page count.</w:t>
-      </w:r>
-    </w:p>
-    <w:p>
-      <w:r>
-        <w:t>3. We can decide the result without examining the changed input or the procedure.</w:t>
-      </w:r>
-    </w:p>
-    <w:p>
       <w:pPr>
         <w:pStyle w:val="Heading3"/>
       </w:pPr>
       <w:r>
+        <w:t>Changed case · predict first</w:t>
+      </w:r>
+    </w:p>
+    <w:p>
+      <w:pPr>
+        <w:spacing w:line="336" w:lineRule="auto" w:after="180"/>
+        <w:shd w:fill="F5F1FB"/>
+      </w:pPr>
+      <w:r>
+        <w:rPr>
+          <w:b w:val="0"/>
+        </w:rPr>
+        <w:t xml:space="preserve">Changed-case practice: Add an extra </w:t>
+      </w:r>
+      <w:r>
+        <w:rPr>
+          <w:b/>
+        </w:rPr>
+        <w:t>field</w:t>
+      </w:r>
+      <w:r>
+        <w:rPr>
+          <w:b w:val="0"/>
+        </w:rPr>
+        <w:t xml:space="preserve"> "rating":5 to X under the exactly-</w:t>
+      </w:r>
+      <w:r>
+        <w:rPr>
+          <w:b/>
+        </w:rPr>
+        <w:t>field</w:t>
+      </w:r>
+      <w:r>
+        <w:rPr>
+          <w:b w:val="0"/>
+        </w:rPr>
+        <w:t xml:space="preserve">s </w:t>
+      </w:r>
+      <w:r>
+        <w:rPr>
+          <w:b/>
+        </w:rPr>
+        <w:t>schema</w:t>
+      </w:r>
+      <w:r>
+        <w:rPr>
+          <w:b w:val="0"/>
+        </w:rPr>
+        <w:t>. Which conclusion is supported by the supplied facts?</w:t>
+      </w:r>
+    </w:p>
+    <w:p>
+      <w:pPr>
+        <w:spacing w:line="336" w:lineRule="auto" w:after="180"/>
+        <w:shd w:fill="F4F9FC"/>
+      </w:pPr>
+      <w:r>
+        <w:rPr>
+          <w:b w:val="0"/>
+        </w:rPr>
+        <w:t xml:space="preserve">1. This one example guarantees correct results for every future </w:t>
+      </w:r>
+      <w:r>
+        <w:rPr>
+          <w:b/>
+        </w:rPr>
+        <w:t>input</w:t>
+      </w:r>
+      <w:r>
+        <w:rPr>
+          <w:b w:val="0"/>
+        </w:rPr>
+        <w:t>.</w:t>
+      </w:r>
+    </w:p>
+    <w:p>
+      <w:pPr>
+        <w:spacing w:line="336" w:lineRule="auto" w:after="180"/>
+        <w:shd w:fill="F4F9FC"/>
+      </w:pPr>
+      <w:r>
+        <w:rPr>
+          <w:b w:val="0"/>
+        </w:rPr>
+        <w:t xml:space="preserve">2. The changed object fails </w:t>
+      </w:r>
+      <w:r>
+        <w:rPr>
+          <w:b/>
+        </w:rPr>
+        <w:t>schema</w:t>
+      </w:r>
+      <w:r>
+        <w:rPr>
+          <w:b w:val="0"/>
+        </w:rPr>
+        <w:t xml:space="preserve"> despite keeping the correct page count.</w:t>
+      </w:r>
+    </w:p>
+    <w:p>
+      <w:pPr>
+        <w:spacing w:line="336" w:lineRule="auto" w:after="180"/>
+        <w:shd w:fill="F4F9FC"/>
+      </w:pPr>
+      <w:r>
+        <w:rPr>
+          <w:b w:val="0"/>
+        </w:rPr>
+        <w:t xml:space="preserve">3. We can decide the result without examining the changed </w:t>
+      </w:r>
+      <w:r>
+        <w:rPr>
+          <w:b/>
+        </w:rPr>
+        <w:t>input</w:t>
+      </w:r>
+      <w:r>
+        <w:rPr>
+          <w:b w:val="0"/>
+        </w:rPr>
+        <w:t xml:space="preserve"> or the procedure.</w:t>
+      </w:r>
+    </w:p>
+    <w:p>
+      <w:pPr>
+        <w:pStyle w:val="Heading3"/>
+      </w:pPr>
+      <w:r>
         <w:t>My selected conclusion, deciding fact and explanation</w:t>
       </w:r>
     </w:p>
@@ -4390,36 +7358,165 @@
       </w:r>
     </w:p>
     <w:p>
-      <w:r>
+      <w:pPr>
+        <w:pStyle w:val="Heading3"/>
+      </w:pPr>
+      <w:r>
+        <w:t>Hint · try first</w:t>
+      </w:r>
+    </w:p>
+    <w:p>
+      <w:pPr>
+        <w:spacing w:line="336" w:lineRule="auto" w:after="180"/>
+        <w:shd w:fill="F1F6F8"/>
+      </w:pPr>
+      <w:r>
+        <w:rPr>
+          <w:b w:val="0"/>
+        </w:rPr>
         <w:t>Hint if needed: Use the changed condition and the deciding step in the pictorial trace. The answer must say what follows from those facts.</w:t>
       </w:r>
     </w:p>
     <w:p>
-      <w:r>
-        <w:t>After your attempt, compare with the supported explanation: The changed object fails schema despite keeping the correct page count. Exactly means additional fields are not allowed in this contract.</w:t>
-      </w:r>
-    </w:p>
-    <w:p>
       <w:pPr>
         <w:pStyle w:val="Heading3"/>
       </w:pPr>
       <w:r>
+        <w:t>Feedback · compare after trying</w:t>
+      </w:r>
+    </w:p>
+    <w:p>
+      <w:pPr>
+        <w:spacing w:line="336" w:lineRule="auto" w:after="180"/>
+        <w:shd w:fill="F1F6FC"/>
+      </w:pPr>
+      <w:r>
+        <w:rPr>
+          <w:b w:val="0"/>
+        </w:rPr>
+        <w:t xml:space="preserve">After your attempt, compare with the supported explanation: The changed object fails </w:t>
+      </w:r>
+      <w:r>
+        <w:rPr>
+          <w:b/>
+        </w:rPr>
+        <w:t>schema</w:t>
+      </w:r>
+      <w:r>
+        <w:rPr>
+          <w:b w:val="0"/>
+        </w:rPr>
+        <w:t xml:space="preserve"> despite keeping the correct page count. Exactly means additional </w:t>
+      </w:r>
+      <w:r>
+        <w:rPr>
+          <w:b/>
+        </w:rPr>
+        <w:t>field</w:t>
+      </w:r>
+      <w:r>
+        <w:rPr>
+          <w:b w:val="0"/>
+        </w:rPr>
+        <w:t>s are not allowed in this contract.</w:t>
+      </w:r>
+    </w:p>
+    <w:p>
+      <w:pPr>
+        <w:pStyle w:val="Heading3"/>
+      </w:pPr>
+      <w:r>
         <w:t>Repair a missing building block</w:t>
       </w:r>
     </w:p>
     <w:p>
-      <w:r>
-        <w:t>Review Iterative Prompting (ai-3/7). Goal: Explain the mechanism and terminology of controlled prompt experiments. Short practice: What evidence supports improvement here, and what remains unproven?. Return to this week and explain what you changed.</w:t>
-      </w:r>
-    </w:p>
-    <w:p>
-      <w:r>
-        <w:t>Review Prompt as a Contract (ai-3/5). Goal: Write a prompt specification with observable response criteria. Short practice: Why should the tool not fill melting from memory even if it knows a common definition?. Return to this week and explain what you changed.</w:t>
-      </w:r>
-    </w:p>
-    <w:p>
-      <w:r>
-        <w:t>Review A Distribution of Possibilities (ai-3/2). Goal: Check whether a next-token table is a valid probability distribution. Short practice: Why is 0.625 not a broken probability sum?. Return to this week and explain what you changed.</w:t>
+      <w:pPr>
+        <w:spacing w:line="336" w:lineRule="auto" w:after="180"/>
+      </w:pPr>
+      <w:r>
+        <w:rPr>
+          <w:b w:val="0"/>
+        </w:rPr>
+        <w:t xml:space="preserve">Review Iterative Prompting (ai-3/7). Goal: Explain the </w:t>
+      </w:r>
+      <w:r>
+        <w:rPr>
+          <w:b/>
+        </w:rPr>
+        <w:t>mechanism</w:t>
+      </w:r>
+      <w:r>
+        <w:rPr>
+          <w:b w:val="0"/>
+        </w:rPr>
+        <w:t xml:space="preserve"> and terminology of controlled prompt experiments. Short practice: What </w:t>
+      </w:r>
+      <w:r>
+        <w:rPr>
+          <w:b/>
+        </w:rPr>
+        <w:t>evidence</w:t>
+      </w:r>
+      <w:r>
+        <w:rPr>
+          <w:b w:val="0"/>
+        </w:rPr>
+        <w:t xml:space="preserve"> supports improvement here, and what remains unproven?.</w:t>
+      </w:r>
+    </w:p>
+    <w:p>
+      <w:pPr>
+        <w:spacing w:line="336" w:lineRule="auto" w:after="180"/>
+      </w:pPr>
+      <w:r>
+        <w:rPr>
+          <w:b w:val="0"/>
+        </w:rPr>
+        <w:t>Return to this week and explain what you changed.</w:t>
+      </w:r>
+    </w:p>
+    <w:p>
+      <w:pPr>
+        <w:spacing w:line="336" w:lineRule="auto" w:after="180"/>
+      </w:pPr>
+      <w:r>
+        <w:rPr>
+          <w:b w:val="0"/>
+        </w:rPr>
+        <w:t>Review Prompt as a Contract (ai-3/5). Goal: Write a prompt specification with observable response criteria. Short practice: Why should the tool not fill melting from memory even if it knows a common definition?.</w:t>
+      </w:r>
+    </w:p>
+    <w:p>
+      <w:pPr>
+        <w:spacing w:line="336" w:lineRule="auto" w:after="180"/>
+      </w:pPr>
+      <w:r>
+        <w:rPr>
+          <w:b w:val="0"/>
+        </w:rPr>
+        <w:t>Return to this week and explain what you changed.</w:t>
+      </w:r>
+    </w:p>
+    <w:p>
+      <w:pPr>
+        <w:spacing w:line="336" w:lineRule="auto" w:after="180"/>
+      </w:pPr>
+      <w:r>
+        <w:rPr>
+          <w:b w:val="0"/>
+        </w:rPr>
+        <w:t>Review A Distribution of Possibilities (ai-3/2). Goal: Check whether a next-token table is a valid probability distribution. Short practice: Why is 0.625 not a broken probability sum?.</w:t>
+      </w:r>
+    </w:p>
+    <w:p>
+      <w:pPr>
+        <w:spacing w:line="336" w:lineRule="auto" w:after="180"/>
+      </w:pPr>
+      <w:r>
+        <w:rPr>
+          <w:b w:val="0"/>
+        </w:rPr>
+        <w:t>Return to this week and explain what you changed.</w:t>
       </w:r>
     </w:p>
     <w:p>
@@ -4431,8 +7528,818 @@
       </w:r>
     </w:p>
     <w:p>
-      <w:r>
-        <w:t>Use Download completed work in the hosted lesson to export your answers, reflections, practice feedback and code-run evidence. Open the HTML copy to read or print it. Drafts stay in this browser when storage is available; clear drafts on a shared device.</w:t>
+      <w:pPr>
+        <w:spacing w:line="336" w:lineRule="auto" w:after="180"/>
+      </w:pPr>
+      <w:r>
+        <w:rPr>
+          <w:b w:val="0"/>
+        </w:rPr>
+        <w:t xml:space="preserve">Use Download completed work in the hosted lesson to export your answers, reflections, practice feedback and code-run </w:t>
+      </w:r>
+      <w:r>
+        <w:rPr>
+          <w:b/>
+        </w:rPr>
+        <w:t>evidence</w:t>
+      </w:r>
+      <w:r>
+        <w:rPr>
+          <w:b w:val="0"/>
+        </w:rPr>
+        <w:t>. Open the HTML copy to read or print it.</w:t>
+      </w:r>
+    </w:p>
+    <w:p>
+      <w:pPr>
+        <w:spacing w:line="336" w:lineRule="auto" w:after="180"/>
+      </w:pPr>
+      <w:r>
+        <w:rPr>
+          <w:b w:val="0"/>
+        </w:rPr>
+        <w:t>Drafts stay in this browser when storage is available; clear drafts on a shared device.</w:t>
+      </w:r>
+    </w:p>
+    <w:p>
+      <w:pPr>
+        <w:pStyle w:val="Heading1"/>
+      </w:pPr>
+      <w:r>
+        <w:t>18. Visual concept journey</w:t>
+      </w:r>
+    </w:p>
+    <w:p>
+      <w:r>
+        <w:t>Explain each Structured Output and Schemas graphic using its labels, deciding evidence and relevant limitation.</w:t>
+      </w:r>
+    </w:p>
+    <w:p>
+      <w:pPr>
+        <w:pStyle w:val="Heading3"/>
+      </w:pPr>
+      <w:r>
+        <w:t>01. Structured Output and Schemas: the case</w:t>
+      </w:r>
+    </w:p>
+    <w:p>
+      <w:r>
+        <w:drawing>
+          <wp:inline xmlns:a="http://schemas.openxmlformats.org/drawingml/2006/main" xmlns:pic="http://schemas.openxmlformats.org/drawingml/2006/picture">
+            <wp:extent cx="5486400" cy="3142488"/>
+            <wp:docPr id="22" name="Picture 22" descr="A fictional Study Buddy returns a machine-readable book fact. Supplied facts: Schema: exactly title text, pages integer, source_id text. Approved record R: River Notes, 64 pages. X={&quot;title&quot;:&quot;River Notes&quot;,&quot;pages&quot;:64,&quot;source_id&quot;:&quot;R&quot;}; Y uses pages:&quot;64&quot;; Z uses pages:46 with otherwise identical fields."/>
+            <wp:cNvGraphicFramePr>
+              <a:graphicFrameLocks noChangeAspect="1"/>
+            </wp:cNvGraphicFramePr>
+            <a:graphic>
+              <a:graphicData uri="http://schemas.openxmlformats.org/drawingml/2006/picture">
+                <pic:pic>
+                  <pic:nvPicPr>
+                    <pic:cNvPr id="0" name="academy-story-ai-3-8-01.png"/>
+                    <pic:cNvPicPr/>
+                  </pic:nvPicPr>
+                  <pic:blipFill>
+                    <a:blip r:embed="rId29"/>
+                    <a:stretch>
+                      <a:fillRect/>
+                    </a:stretch>
+                  </pic:blipFill>
+                  <pic:spPr>
+                    <a:xfrm>
+                      <a:off x="0" y="0"/>
+                      <a:ext cx="5486400" cy="3142488"/>
+                    </a:xfrm>
+                    <a:prstGeom prst="rect"/>
+                  </pic:spPr>
+                </pic:pic>
+              </a:graphicData>
+            </a:graphic>
+          </wp:inline>
+        </w:drawing>
+      </w:r>
+    </w:p>
+    <w:p>
+      <w:pPr>
+        <w:spacing w:line="336" w:lineRule="auto" w:after="180"/>
+      </w:pPr>
+      <w:r>
+        <w:rPr>
+          <w:b w:val="0"/>
+        </w:rPr>
+        <w:t xml:space="preserve">A fictional Study Buddy returns a machine-readable book fact. Supplied facts: </w:t>
+      </w:r>
+      <w:r>
+        <w:rPr>
+          <w:b/>
+        </w:rPr>
+        <w:t>Schema</w:t>
+      </w:r>
+      <w:r>
+        <w:rPr>
+          <w:b w:val="0"/>
+        </w:rPr>
+        <w:t>: exactly title text, pages integer, source_id text. Approved record R: River Notes, 64 pages.</w:t>
+      </w:r>
+    </w:p>
+    <w:p>
+      <w:pPr>
+        <w:spacing w:line="336" w:lineRule="auto" w:after="180"/>
+      </w:pPr>
+      <w:r>
+        <w:rPr>
+          <w:b w:val="0"/>
+        </w:rPr>
+        <w:t xml:space="preserve">X={"title":"River Notes","pages":64,"source_id":"R"}; Y uses pages:"64"; Z uses pages:46 with otherwise identical </w:t>
+      </w:r>
+      <w:r>
+        <w:rPr>
+          <w:b/>
+        </w:rPr>
+        <w:t>field</w:t>
+      </w:r>
+      <w:r>
+        <w:rPr>
+          <w:b w:val="0"/>
+        </w:rPr>
+        <w:t>s.</w:t>
+      </w:r>
+    </w:p>
+    <w:p>
+      <w:pPr>
+        <w:spacing w:line="336" w:lineRule="auto" w:after="180"/>
+        <w:shd w:fill="F5F1FB"/>
+      </w:pPr>
+      <w:r>
+        <w:rPr>
+          <w:b w:val="0"/>
+        </w:rPr>
+        <w:t>Point to the given fact that matters most. Explain why it matters.</w:t>
+      </w:r>
+    </w:p>
+    <w:p>
+      <w:pPr>
+        <w:pStyle w:val="Heading3"/>
+      </w:pPr>
+      <w:r>
+        <w:t>02. Follow the deciding steps</w:t>
+      </w:r>
+    </w:p>
+    <w:p>
+      <w:r>
+        <w:drawing>
+          <wp:inline xmlns:a="http://schemas.openxmlformats.org/drawingml/2006/main" xmlns:pic="http://schemas.openxmlformats.org/drawingml/2006/picture">
+            <wp:extent cx="5486400" cy="4005072"/>
+            <wp:docPr id="23" name="Picture 23" descr="Parse: Each shown object is valid JSON syntax. → Schema check: Y fails because its pages value is text, not an integer. → Meaning check: Z fits field types but contradicts R’s page count. → Accept X: X passes syntax, declared schema and source comparison."/>
+            <wp:cNvGraphicFramePr>
+              <a:graphicFrameLocks noChangeAspect="1"/>
+            </wp:cNvGraphicFramePr>
+            <a:graphic>
+              <a:graphicData uri="http://schemas.openxmlformats.org/drawingml/2006/picture">
+                <pic:pic>
+                  <pic:nvPicPr>
+                    <pic:cNvPr id="0" name="academy-story-ai-3-8-02.png"/>
+                    <pic:cNvPicPr/>
+                  </pic:nvPicPr>
+                  <pic:blipFill>
+                    <a:blip r:embed="rId30"/>
+                    <a:stretch>
+                      <a:fillRect/>
+                    </a:stretch>
+                  </pic:blipFill>
+                  <pic:spPr>
+                    <a:xfrm>
+                      <a:off x="0" y="0"/>
+                      <a:ext cx="5486400" cy="4005072"/>
+                    </a:xfrm>
+                    <a:prstGeom prst="rect"/>
+                  </pic:spPr>
+                </pic:pic>
+              </a:graphicData>
+            </a:graphic>
+          </wp:inline>
+        </w:drawing>
+      </w:r>
+    </w:p>
+    <w:p>
+      <w:pPr>
+        <w:spacing w:line="336" w:lineRule="auto" w:after="180"/>
+      </w:pPr>
+      <w:r>
+        <w:rPr>
+          <w:b w:val="0"/>
+        </w:rPr>
+        <w:t xml:space="preserve">Parse: Each shown object is valid JSON syntax. → </w:t>
+      </w:r>
+      <w:r>
+        <w:rPr>
+          <w:b/>
+        </w:rPr>
+        <w:t>Schema</w:t>
+      </w:r>
+      <w:r>
+        <w:rPr>
+          <w:b w:val="0"/>
+        </w:rPr>
+        <w:t xml:space="preserve"> check: Y fails because its pages value is text, not an integer. → Meaning check: Z fits </w:t>
+      </w:r>
+      <w:r>
+        <w:rPr>
+          <w:b/>
+        </w:rPr>
+        <w:t>field</w:t>
+      </w:r>
+      <w:r>
+        <w:rPr>
+          <w:b w:val="0"/>
+        </w:rPr>
+        <w:t xml:space="preserve"> </w:t>
+      </w:r>
+      <w:r>
+        <w:rPr>
+          <w:b/>
+        </w:rPr>
+        <w:t>type</w:t>
+      </w:r>
+      <w:r>
+        <w:rPr>
+          <w:b w:val="0"/>
+        </w:rPr>
+        <w:t xml:space="preserve">s but contradicts R’s page count. → Accept X: X passes syntax, declared </w:t>
+      </w:r>
+      <w:r>
+        <w:rPr>
+          <w:b/>
+        </w:rPr>
+        <w:t>schema</w:t>
+      </w:r>
+      <w:r>
+        <w:rPr>
+          <w:b w:val="0"/>
+        </w:rPr>
+        <w:t xml:space="preserve"> and source comparison.</w:t>
+      </w:r>
+    </w:p>
+    <w:p>
+      <w:pPr>
+        <w:spacing w:line="336" w:lineRule="auto" w:after="180"/>
+        <w:shd w:fill="F5F1FB"/>
+      </w:pPr>
+      <w:r>
+        <w:rPr>
+          <w:b w:val="0"/>
+        </w:rPr>
+        <w:t xml:space="preserve">Point to each numbered stage and explain which recorded </w:t>
+      </w:r>
+      <w:r>
+        <w:rPr>
+          <w:b/>
+        </w:rPr>
+        <w:t>input</w:t>
+      </w:r>
+      <w:r>
+        <w:rPr>
+          <w:b w:val="0"/>
+        </w:rPr>
+        <w:t xml:space="preserve"> it uses.</w:t>
+      </w:r>
+    </w:p>
+    <w:p>
+      <w:pPr>
+        <w:pStyle w:val="Heading3"/>
+      </w:pPr>
+      <w:r>
+        <w:t>03. Keep the evidence roles separate</w:t>
+      </w:r>
+    </w:p>
+    <w:p>
+      <w:r>
+        <w:drawing>
+          <wp:inline xmlns:a="http://schemas.openxmlformats.org/drawingml/2006/main" xmlns:pic="http://schemas.openxmlformats.org/drawingml/2006/picture">
+            <wp:extent cx="5486400" cy="2834640"/>
+            <wp:docPr id="24" name="Picture 24" descr="Keep the evidence roles separate. Generated text | JSON parse | A value or syntax error. Parsed value | Closed-schema check | Contract match or schema error. Contract-valid object | Match claims to current sources | Supported or semantic error"/>
+            <wp:cNvGraphicFramePr>
+              <a:graphicFrameLocks noChangeAspect="1"/>
+            </wp:cNvGraphicFramePr>
+            <a:graphic>
+              <a:graphicData uri="http://schemas.openxmlformats.org/drawingml/2006/picture">
+                <pic:pic>
+                  <pic:nvPicPr>
+                    <pic:cNvPr id="0" name="academy-story-ai-3-8-03.png"/>
+                    <pic:cNvPicPr/>
+                  </pic:nvPicPr>
+                  <pic:blipFill>
+                    <a:blip r:embed="rId31"/>
+                    <a:stretch>
+                      <a:fillRect/>
+                    </a:stretch>
+                  </pic:blipFill>
+                  <pic:spPr>
+                    <a:xfrm>
+                      <a:off x="0" y="0"/>
+                      <a:ext cx="5486400" cy="2834640"/>
+                    </a:xfrm>
+                    <a:prstGeom prst="rect"/>
+                  </pic:spPr>
+                </pic:pic>
+              </a:graphicData>
+            </a:graphic>
+          </wp:inline>
+        </w:drawing>
+      </w:r>
+    </w:p>
+    <w:p>
+      <w:pPr>
+        <w:spacing w:line="336" w:lineRule="auto" w:after="180"/>
+      </w:pPr>
+      <w:r>
+        <w:rPr>
+          <w:b w:val="0"/>
+        </w:rPr>
+        <w:t xml:space="preserve">Keep the </w:t>
+      </w:r>
+      <w:r>
+        <w:rPr>
+          <w:b/>
+        </w:rPr>
+        <w:t>evidence</w:t>
+      </w:r>
+      <w:r>
+        <w:rPr>
+          <w:b w:val="0"/>
+        </w:rPr>
+        <w:t xml:space="preserve"> roles separate. Generated text | JSON parse | A value or syntax error. Parsed value | Closed-</w:t>
+      </w:r>
+      <w:r>
+        <w:rPr>
+          <w:b/>
+        </w:rPr>
+        <w:t>schema</w:t>
+      </w:r>
+      <w:r>
+        <w:rPr>
+          <w:b w:val="0"/>
+        </w:rPr>
+        <w:t xml:space="preserve"> check | Contract match or </w:t>
+      </w:r>
+      <w:r>
+        <w:rPr>
+          <w:b/>
+        </w:rPr>
+        <w:t>schema</w:t>
+      </w:r>
+      <w:r>
+        <w:rPr>
+          <w:b w:val="0"/>
+        </w:rPr>
+        <w:t xml:space="preserve"> error.</w:t>
+      </w:r>
+    </w:p>
+    <w:p>
+      <w:pPr>
+        <w:spacing w:line="336" w:lineRule="auto" w:after="180"/>
+      </w:pPr>
+      <w:r>
+        <w:rPr>
+          <w:b w:val="0"/>
+        </w:rPr>
+        <w:t>Contract-valid object | Match claims to current sources | Supported or semantic error</w:t>
+      </w:r>
+    </w:p>
+    <w:p>
+      <w:pPr>
+        <w:spacing w:line="336" w:lineRule="auto" w:after="180"/>
+        <w:shd w:fill="F5F1FB"/>
+      </w:pPr>
+      <w:r>
+        <w:rPr>
+          <w:b w:val="0"/>
+        </w:rPr>
+        <w:t>Read the labels and values. Explain the relationship the model shows.</w:t>
+      </w:r>
+    </w:p>
+    <w:p>
+      <w:pPr>
+        <w:pStyle w:val="Heading3"/>
+      </w:pPr>
+      <w:r>
+        <w:t>04. Change one thing. Trace what follows.</w:t>
+      </w:r>
+    </w:p>
+    <w:p>
+      <w:r>
+        <w:drawing>
+          <wp:inline xmlns:a="http://schemas.openxmlformats.org/drawingml/2006/main" xmlns:pic="http://schemas.openxmlformats.org/drawingml/2006/picture">
+            <wp:extent cx="5486400" cy="3026664"/>
+            <wp:docPr id="25" name="Picture 25" descr="Original case: X passes syntax, declared schema and source comparison. Changed condition: Add an extra field &quot;rating&quot;:5 to X under the exactly-fields schema. Expected result: The changed object fails schema despite keeping the correct page count. Reason: Exactly means additional fields are not allowed in this contract."/>
+            <wp:cNvGraphicFramePr>
+              <a:graphicFrameLocks noChangeAspect="1"/>
+            </wp:cNvGraphicFramePr>
+            <a:graphic>
+              <a:graphicData uri="http://schemas.openxmlformats.org/drawingml/2006/picture">
+                <pic:pic>
+                  <pic:nvPicPr>
+                    <pic:cNvPr id="0" name="academy-story-ai-3-8-04.png"/>
+                    <pic:cNvPicPr/>
+                  </pic:nvPicPr>
+                  <pic:blipFill>
+                    <a:blip r:embed="rId32"/>
+                    <a:stretch>
+                      <a:fillRect/>
+                    </a:stretch>
+                  </pic:blipFill>
+                  <pic:spPr>
+                    <a:xfrm>
+                      <a:off x="0" y="0"/>
+                      <a:ext cx="5486400" cy="3026664"/>
+                    </a:xfrm>
+                    <a:prstGeom prst="rect"/>
+                  </pic:spPr>
+                </pic:pic>
+              </a:graphicData>
+            </a:graphic>
+          </wp:inline>
+        </w:drawing>
+      </w:r>
+    </w:p>
+    <w:p>
+      <w:pPr>
+        <w:spacing w:line="336" w:lineRule="auto" w:after="180"/>
+      </w:pPr>
+      <w:r>
+        <w:rPr>
+          <w:b w:val="0"/>
+        </w:rPr>
+        <w:t xml:space="preserve">Original case: X passes syntax, declared </w:t>
+      </w:r>
+      <w:r>
+        <w:rPr>
+          <w:b/>
+        </w:rPr>
+        <w:t>schema</w:t>
+      </w:r>
+      <w:r>
+        <w:rPr>
+          <w:b w:val="0"/>
+        </w:rPr>
+        <w:t xml:space="preserve"> and source comparison. Changed condition: Add an extra </w:t>
+      </w:r>
+      <w:r>
+        <w:rPr>
+          <w:b/>
+        </w:rPr>
+        <w:t>field</w:t>
+      </w:r>
+      <w:r>
+        <w:rPr>
+          <w:b w:val="0"/>
+        </w:rPr>
+        <w:t xml:space="preserve"> "rating":5 to X under the exactly-</w:t>
+      </w:r>
+      <w:r>
+        <w:rPr>
+          <w:b/>
+        </w:rPr>
+        <w:t>field</w:t>
+      </w:r>
+      <w:r>
+        <w:rPr>
+          <w:b w:val="0"/>
+        </w:rPr>
+        <w:t xml:space="preserve">s </w:t>
+      </w:r>
+      <w:r>
+        <w:rPr>
+          <w:b/>
+        </w:rPr>
+        <w:t>schema</w:t>
+      </w:r>
+      <w:r>
+        <w:rPr>
+          <w:b w:val="0"/>
+        </w:rPr>
+        <w:t>.</w:t>
+      </w:r>
+    </w:p>
+    <w:p>
+      <w:pPr>
+        <w:spacing w:line="336" w:lineRule="auto" w:after="180"/>
+      </w:pPr>
+      <w:r>
+        <w:rPr>
+          <w:b w:val="0"/>
+        </w:rPr>
+        <w:t xml:space="preserve">Expected result: The changed object fails </w:t>
+      </w:r>
+      <w:r>
+        <w:rPr>
+          <w:b/>
+        </w:rPr>
+        <w:t>schema</w:t>
+      </w:r>
+      <w:r>
+        <w:rPr>
+          <w:b w:val="0"/>
+        </w:rPr>
+        <w:t xml:space="preserve"> despite keeping the correct page count. Reason: Exactly means additional </w:t>
+      </w:r>
+      <w:r>
+        <w:rPr>
+          <w:b/>
+        </w:rPr>
+        <w:t>field</w:t>
+      </w:r>
+      <w:r>
+        <w:rPr>
+          <w:b w:val="0"/>
+        </w:rPr>
+        <w:t>s are not allowed in this contract.</w:t>
+      </w:r>
+    </w:p>
+    <w:p>
+      <w:pPr>
+        <w:spacing w:line="336" w:lineRule="auto" w:after="180"/>
+        <w:shd w:fill="F5F1FB"/>
+      </w:pPr>
+      <w:r>
+        <w:rPr>
+          <w:b w:val="0"/>
+        </w:rPr>
+        <w:t>Predict before checking the worked changed-case result. Name what changed and what the supplied facts allow you to conclude.</w:t>
+      </w:r>
+    </w:p>
+    <w:p>
+      <w:pPr>
+        <w:pStyle w:val="Heading3"/>
+      </w:pPr>
+      <w:r>
+        <w:t>05. Connect the explanation to its limit</w:t>
+      </w:r>
+    </w:p>
+    <w:p>
+      <w:r>
+        <w:drawing>
+          <wp:inline xmlns:a="http://schemas.openxmlformats.org/drawingml/2006/main" xmlns:pic="http://schemas.openxmlformats.org/drawingml/2006/picture">
+            <wp:extent cx="5486400" cy="2834640"/>
+            <wp:docPr id="26" name="Picture 26" descr="Parsing establishes that text forms a structured object. Schema checks establish required fields and types. Semantic validation compares their meaning with the approved source. These are different layers: a parseable, well-shaped object can still contain a false fact. Report the first failing layer without treating format success as factual success. Limit: Source agreement does not establish that the approved catalogue itself is correct or complete."/>
+            <wp:cNvGraphicFramePr>
+              <a:graphicFrameLocks noChangeAspect="1"/>
+            </wp:cNvGraphicFramePr>
+            <a:graphic>
+              <a:graphicData uri="http://schemas.openxmlformats.org/drawingml/2006/picture">
+                <pic:pic>
+                  <pic:nvPicPr>
+                    <pic:cNvPr id="0" name="academy-story-ai-3-8-05.png"/>
+                    <pic:cNvPicPr/>
+                  </pic:nvPicPr>
+                  <pic:blipFill>
+                    <a:blip r:embed="rId33"/>
+                    <a:stretch>
+                      <a:fillRect/>
+                    </a:stretch>
+                  </pic:blipFill>
+                  <pic:spPr>
+                    <a:xfrm>
+                      <a:off x="0" y="0"/>
+                      <a:ext cx="5486400" cy="2834640"/>
+                    </a:xfrm>
+                    <a:prstGeom prst="rect"/>
+                  </pic:spPr>
+                </pic:pic>
+              </a:graphicData>
+            </a:graphic>
+          </wp:inline>
+        </w:drawing>
+      </w:r>
+    </w:p>
+    <w:p>
+      <w:pPr>
+        <w:spacing w:line="336" w:lineRule="auto" w:after="180"/>
+      </w:pPr>
+      <w:r>
+        <w:rPr>
+          <w:b w:val="0"/>
+        </w:rPr>
+        <w:t xml:space="preserve">Parsing establishes that text forms a structured object. </w:t>
+      </w:r>
+      <w:r>
+        <w:rPr>
+          <w:b/>
+        </w:rPr>
+        <w:t>Schema</w:t>
+      </w:r>
+      <w:r>
+        <w:rPr>
+          <w:b w:val="0"/>
+        </w:rPr>
+        <w:t xml:space="preserve"> checks establish required </w:t>
+      </w:r>
+      <w:r>
+        <w:rPr>
+          <w:b/>
+        </w:rPr>
+        <w:t>field</w:t>
+      </w:r>
+      <w:r>
+        <w:rPr>
+          <w:b w:val="0"/>
+        </w:rPr>
+        <w:t xml:space="preserve">s and </w:t>
+      </w:r>
+      <w:r>
+        <w:rPr>
+          <w:b/>
+        </w:rPr>
+        <w:t>type</w:t>
+      </w:r>
+      <w:r>
+        <w:rPr>
+          <w:b w:val="0"/>
+        </w:rPr>
+        <w:t xml:space="preserve">s. </w:t>
+      </w:r>
+      <w:r>
+        <w:rPr>
+          <w:b/>
+        </w:rPr>
+        <w:t>Semantic validation</w:t>
+      </w:r>
+      <w:r>
+        <w:rPr>
+          <w:b w:val="0"/>
+        </w:rPr>
+        <w:t xml:space="preserve"> compares their meaning with the approved source.</w:t>
+      </w:r>
+    </w:p>
+    <w:p>
+      <w:pPr>
+        <w:spacing w:line="336" w:lineRule="auto" w:after="180"/>
+      </w:pPr>
+      <w:r>
+        <w:rPr>
+          <w:b w:val="0"/>
+        </w:rPr>
+        <w:t>These are different layers: a parseable, well-shaped object can still contain a false fact. Report the first failing layer without treating format success as factual success.</w:t>
+      </w:r>
+    </w:p>
+    <w:p>
+      <w:pPr>
+        <w:spacing w:line="336" w:lineRule="auto" w:after="180"/>
+      </w:pPr>
+      <w:r>
+        <w:rPr>
+          <w:b w:val="0"/>
+        </w:rPr>
+        <w:t>Limit: Source agreement does not establish that the approved catalogue itself is correct or complete.</w:t>
+      </w:r>
+    </w:p>
+    <w:p>
+      <w:pPr>
+        <w:spacing w:line="336" w:lineRule="auto" w:after="180"/>
+        <w:shd w:fill="F5F1FB"/>
+      </w:pPr>
+      <w:r>
+        <w:rPr>
+          <w:b w:val="0"/>
+        </w:rPr>
+        <w:t>Explain the case, then point to a limit on the claim.</w:t>
+      </w:r>
+    </w:p>
+    <w:p>
+      <w:pPr>
+        <w:pStyle w:val="Heading3"/>
+      </w:pPr>
+      <w:r>
+        <w:t>06. Make the idea visible in your project</w:t>
+      </w:r>
+    </w:p>
+    <w:p>
+      <w:r>
+        <w:drawing>
+          <wp:inline xmlns:a="http://schemas.openxmlformats.org/drawingml/2006/main" xmlns:pic="http://schemas.openxmlformats.org/drawingml/2006/picture">
+            <wp:extent cx="5486400" cy="3380232"/>
+            <wp:docPr id="27" name="Picture 27" descr="Validate Study Buddy outputs before another program consumes them; retain source IDs and separate syntax/type/support failures. Draw your input, deciding step, result and limit. Supported question: Which object demonstrates that valid JSON and valid types are insufficient for truth?"/>
+            <wp:cNvGraphicFramePr>
+              <a:graphicFrameLocks noChangeAspect="1"/>
+            </wp:cNvGraphicFramePr>
+            <a:graphic>
+              <a:graphicData uri="http://schemas.openxmlformats.org/drawingml/2006/picture">
+                <pic:pic>
+                  <pic:nvPicPr>
+                    <pic:cNvPr id="0" name="academy-story-ai-3-8-06.png"/>
+                    <pic:cNvPicPr/>
+                  </pic:nvPicPr>
+                  <pic:blipFill>
+                    <a:blip r:embed="rId34"/>
+                    <a:stretch>
+                      <a:fillRect/>
+                    </a:stretch>
+                  </pic:blipFill>
+                  <pic:spPr>
+                    <a:xfrm>
+                      <a:off x="0" y="0"/>
+                      <a:ext cx="5486400" cy="3380232"/>
+                    </a:xfrm>
+                    <a:prstGeom prst="rect"/>
+                  </pic:spPr>
+                </pic:pic>
+              </a:graphicData>
+            </a:graphic>
+          </wp:inline>
+        </w:drawing>
+      </w:r>
+    </w:p>
+    <w:p>
+      <w:pPr>
+        <w:spacing w:line="336" w:lineRule="auto" w:after="180"/>
+      </w:pPr>
+      <w:r>
+        <w:rPr>
+          <w:b w:val="0"/>
+        </w:rPr>
+        <w:t xml:space="preserve">Validate Study Buddy </w:t>
+      </w:r>
+      <w:r>
+        <w:rPr>
+          <w:b/>
+        </w:rPr>
+        <w:t>output</w:t>
+      </w:r>
+      <w:r>
+        <w:rPr>
+          <w:b w:val="0"/>
+        </w:rPr>
+        <w:t>s before another program consumes them; retain source IDs and separate syntax/</w:t>
+      </w:r>
+      <w:r>
+        <w:rPr>
+          <w:b/>
+        </w:rPr>
+        <w:t>type</w:t>
+      </w:r>
+      <w:r>
+        <w:rPr>
+          <w:b w:val="0"/>
+        </w:rPr>
+        <w:t xml:space="preserve">/support failures. Draw your </w:t>
+      </w:r>
+      <w:r>
+        <w:rPr>
+          <w:b/>
+        </w:rPr>
+        <w:t>input</w:t>
+      </w:r>
+      <w:r>
+        <w:rPr>
+          <w:b w:val="0"/>
+        </w:rPr>
+        <w:t>, deciding step, result and limit.</w:t>
+      </w:r>
+    </w:p>
+    <w:p>
+      <w:pPr>
+        <w:spacing w:line="336" w:lineRule="auto" w:after="180"/>
+      </w:pPr>
+      <w:r>
+        <w:rPr>
+          <w:b w:val="0"/>
+        </w:rPr>
+        <w:t xml:space="preserve">Supported question: Which object demonstrates that valid JSON and valid </w:t>
+      </w:r>
+      <w:r>
+        <w:rPr>
+          <w:b/>
+        </w:rPr>
+        <w:t>type</w:t>
+      </w:r>
+      <w:r>
+        <w:rPr>
+          <w:b w:val="0"/>
+        </w:rPr>
+        <w:t>s are insufficient for truth?</w:t>
+      </w:r>
+    </w:p>
+    <w:p>
+      <w:pPr>
+        <w:spacing w:line="336" w:lineRule="auto" w:after="180"/>
+        <w:shd w:fill="F5F1FB"/>
+      </w:pPr>
+      <w:r>
+        <w:rPr>
+          <w:b w:val="0"/>
+        </w:rPr>
+        <w:t xml:space="preserve">Draw your project trace and justify the deciding step using </w:t>
+      </w:r>
+      <w:r>
+        <w:rPr>
+          <w:b/>
+        </w:rPr>
+        <w:t>evidence</w:t>
+      </w:r>
+      <w:r>
+        <w:rPr>
+          <w:b w:val="0"/>
+        </w:rPr>
+        <w:t>.</w:t>
       </w:r>
     </w:p>
     <w:sectPr>
